--- a/assets/Shrivibhu_resume.docx
+++ b/assets/Shrivibhu_resume.docx
@@ -4,1205 +4,749 @@
   <w:body>
     <w:p>
       <w:pPr>
-        <w:spacing w:after="0"/>
-        <w:rPr>
-          <w:rStyle w:val="Strong"/>
-          <w:sz w:val="36"/>
-          <w:szCs w:val="36"/>
-        </w:rPr>
-      </w:pPr>
-      <w:r>
-        <w:rPr>
-          <w:rStyle w:val="Strong"/>
-          <w:sz w:val="36"/>
-          <w:szCs w:val="36"/>
-        </w:rPr>
+        <w:pStyle w:val="Heading1"/>
+      </w:pPr>
+      <w:r>
         <w:t>SHRIVIBHU M S</w:t>
       </w:r>
     </w:p>
     <w:p>
       <w:pPr>
-        <w:spacing w:after="0"/>
-        <w:rPr>
-          <w:rStyle w:val="Strong"/>
-        </w:rPr>
-      </w:pPr>
-      <w:r>
-        <w:rPr>
-          <w:rStyle w:val="Strong"/>
-        </w:rPr>
-        <w:t>+91 97395 49274</w:t>
-      </w:r>
-    </w:p>
-    <w:p>
-      <w:pPr>
-        <w:spacing w:after="0"/>
-        <w:rPr>
-          <w:rStyle w:val="Strong"/>
-        </w:rPr>
-      </w:pPr>
+        <w:pStyle w:val="NormalWeb"/>
+        <w:rPr>
+          <w:sz w:val="22"/>
+          <w:szCs w:val="22"/>
+        </w:rPr>
+      </w:pPr>
+      <w:r>
+        <w:rPr>
+          <w:sz w:val="22"/>
+          <w:szCs w:val="22"/>
+        </w:rPr>
+        <w:t xml:space="preserve">+91 97395 49274 | </w:t>
+      </w:r>
       <w:hyperlink r:id="rId5" w:history="1">
         <w:r>
           <w:rPr>
             <w:rStyle w:val="Hyperlink"/>
+            <w:sz w:val="22"/>
+            <w:szCs w:val="22"/>
           </w:rPr>
-          <w:t>shrivibhums@gm</w:t>
-        </w:r>
-        <w:r>
-          <w:rPr>
-            <w:rStyle w:val="Hyperlink"/>
-          </w:rPr>
-          <w:t>a</w:t>
-        </w:r>
-        <w:r>
-          <w:rPr>
-            <w:rStyle w:val="Hyperlink"/>
-          </w:rPr>
-          <w:t>il.com</w:t>
+          <w:t>shrivibhums@gmail.com</w:t>
         </w:r>
       </w:hyperlink>
+      <w:r>
+        <w:rPr>
+          <w:sz w:val="22"/>
+          <w:szCs w:val="22"/>
+        </w:rPr>
+        <w:t xml:space="preserve"> | Bengaluru, Karnataka</w:t>
+      </w:r>
+      <w:r>
+        <w:rPr>
+          <w:sz w:val="22"/>
+          <w:szCs w:val="22"/>
+        </w:rPr>
+        <w:br/>
+        <w:t>LinkedIn: linkedin.com/in/shrivibhu-m-s-71888a32 | GitHub: github.com/shadow-004981</w:t>
+      </w:r>
     </w:p>
     <w:p>
       <w:pPr>
-        <w:spacing w:after="0"/>
-        <w:rPr>
-          <w:rStyle w:val="Strong"/>
-        </w:rPr>
-      </w:pPr>
-      <w:hyperlink r:id="rId6" w:history="1">
-        <w:r>
-          <w:rPr>
-            <w:rStyle w:val="Hyperlink"/>
-          </w:rPr>
-          <w:t>https://www.linkedin.com/in</w:t>
-        </w:r>
-        <w:r>
-          <w:rPr>
-            <w:rStyle w:val="Hyperlink"/>
-          </w:rPr>
-          <w:t>/</w:t>
-        </w:r>
-        <w:r>
-          <w:rPr>
-            <w:rStyle w:val="Hyperlink"/>
-          </w:rPr>
-          <w:t>shrivibhu-m-s-71888a32b</w:t>
-        </w:r>
-      </w:hyperlink>
+        <w:pStyle w:val="Heading2"/>
+        <w:rPr>
+          <w:sz w:val="24"/>
+          <w:szCs w:val="24"/>
+        </w:rPr>
+      </w:pPr>
+      <w:r>
+        <w:rPr>
+          <w:sz w:val="24"/>
+          <w:szCs w:val="24"/>
+        </w:rPr>
+        <w:t>SUMMARY</w:t>
+      </w:r>
     </w:p>
     <w:p>
       <w:pPr>
-        <w:spacing w:after="0"/>
-        <w:rPr>
-          <w:rFonts w:ascii="Segoe UI Semibold" w:hAnsi="Segoe UI Semibold"/>
-          <w:b/>
-          <w:sz w:val="20"/>
-        </w:rPr>
-      </w:pPr>
-      <w:hyperlink r:id="rId7" w:history="1">
-        <w:r>
-          <w:rPr>
-            <w:rStyle w:val="Hyperlink"/>
-            <w:rFonts w:ascii="Segoe UI Semibold" w:hAnsi="Segoe UI Semibold"/>
-            <w:b/>
-            <w:sz w:val="20"/>
-          </w:rPr>
-          <w:t>https://</w:t>
-        </w:r>
-        <w:r>
-          <w:rPr>
-            <w:rStyle w:val="Hyperlink"/>
-            <w:rFonts w:ascii="Segoe UI Semibold" w:hAnsi="Segoe UI Semibold"/>
-            <w:b/>
-            <w:sz w:val="20"/>
-          </w:rPr>
-          <w:t>Github.com</w:t>
-        </w:r>
-        <w:r>
-          <w:rPr>
-            <w:rStyle w:val="Hyperlink"/>
-            <w:rFonts w:ascii="Segoe UI Semibold" w:hAnsi="Segoe UI Semibold"/>
-            <w:b/>
-            <w:sz w:val="20"/>
-          </w:rPr>
-          <w:t>/</w:t>
-        </w:r>
-        <w:r>
-          <w:rPr>
-            <w:rStyle w:val="Hyperlink"/>
-            <w:rFonts w:ascii="Segoe UI Semibold" w:hAnsi="Segoe UI Semibold"/>
-            <w:b/>
-            <w:sz w:val="20"/>
-          </w:rPr>
-          <w:t>shadow</w:t>
-        </w:r>
-        <w:r>
-          <w:rPr>
-            <w:rStyle w:val="Hyperlink"/>
-            <w:rFonts w:ascii="Segoe UI Semibold" w:hAnsi="Segoe UI Semibold"/>
-            <w:b/>
-            <w:sz w:val="20"/>
-          </w:rPr>
-          <w:t>-004981</w:t>
-        </w:r>
-      </w:hyperlink>
+        <w:pStyle w:val="NormalWeb"/>
+        <w:rPr>
+          <w:sz w:val="22"/>
+          <w:szCs w:val="22"/>
+        </w:rPr>
+      </w:pPr>
+      <w:r>
+        <w:rPr>
+          <w:sz w:val="22"/>
+          <w:szCs w:val="22"/>
+        </w:rPr>
+        <w:t>BCA student with hands-on experience building Python applications and projects in network monitoring, anomaly detection, cybersecurity, and machine learning fundamentals. Skilled in Python, networking, operating systems, web technologies, Git/GitHub, and Linux fundamentals. Seeking a technical internship in software development, IT, cybersecurity, networking, or related areas.</w:t>
+      </w:r>
     </w:p>
     <w:p>
       <w:pPr>
-        <w:spacing w:after="0"/>
-        <w:rPr>
-          <w:rFonts w:ascii="Segoe UI Semibold" w:hAnsi="Segoe UI Semibold"/>
-          <w:b/>
-          <w:sz w:val="20"/>
-        </w:rPr>
-      </w:pPr>
-      <w:hyperlink r:id="rId8" w:history="1">
-        <w:r>
-          <w:rPr>
-            <w:rStyle w:val="Hyperlink"/>
-            <w:rFonts w:ascii="Segoe UI Semibold" w:hAnsi="Segoe UI Semibold"/>
-            <w:b/>
-            <w:sz w:val="20"/>
-          </w:rPr>
-          <w:t>https://portfolio-ffdm.</w:t>
-        </w:r>
-        <w:r>
-          <w:rPr>
-            <w:rStyle w:val="Hyperlink"/>
-            <w:rFonts w:ascii="Segoe UI Semibold" w:hAnsi="Segoe UI Semibold"/>
-            <w:b/>
-            <w:sz w:val="20"/>
-          </w:rPr>
-          <w:t>o</w:t>
-        </w:r>
-        <w:r>
-          <w:rPr>
-            <w:rStyle w:val="Hyperlink"/>
-            <w:rFonts w:ascii="Segoe UI Semibold" w:hAnsi="Segoe UI Semibold"/>
-            <w:b/>
-            <w:sz w:val="20"/>
-          </w:rPr>
-          <w:t>nrender.com</w:t>
-        </w:r>
-      </w:hyperlink>
-      <w:r>
-        <w:rPr>
-          <w:rFonts w:ascii="Segoe UI Semibold" w:hAnsi="Segoe UI Semibold"/>
-          <w:b/>
-          <w:sz w:val="20"/>
-        </w:rPr>
-        <w:t xml:space="preserve"> </w:t>
+        <w:pStyle w:val="Heading2"/>
+      </w:pPr>
+      <w:r>
+        <w:rPr>
+          <w:sz w:val="24"/>
+          <w:szCs w:val="24"/>
+        </w:rPr>
+        <w:t>E</w:t>
+      </w:r>
+      <w:r>
+        <w:rPr>
+          <w:sz w:val="24"/>
+          <w:szCs w:val="24"/>
+        </w:rPr>
+        <w:t>DUCATION</w:t>
       </w:r>
     </w:p>
     <w:p>
       <w:pPr>
-        <w:spacing w:after="0"/>
-        <w:rPr>
-          <w:rFonts w:ascii="Segoe UI Semibold" w:hAnsi="Segoe UI Semibold"/>
+        <w:pStyle w:val="NormalWeb"/>
+        <w:rPr>
+          <w:sz w:val="22"/>
+          <w:szCs w:val="22"/>
+        </w:rPr>
+      </w:pPr>
+      <w:r>
+        <w:rPr>
           <w:b/>
-          <w:sz w:val="20"/>
-        </w:rPr>
-      </w:pPr>
+          <w:bCs/>
+          <w:sz w:val="22"/>
+          <w:szCs w:val="22"/>
+        </w:rPr>
+        <w:t>Bachelor of Computer Applications (BCA)</w:t>
+      </w:r>
+      <w:r>
+        <w:rPr>
+          <w:sz w:val="22"/>
+          <w:szCs w:val="22"/>
+        </w:rPr>
+        <w:t xml:space="preserve"> — City College, Jayanagar</w:t>
+      </w:r>
+      <w:r>
+        <w:rPr>
+          <w:sz w:val="22"/>
+          <w:szCs w:val="22"/>
+        </w:rPr>
+        <w:br/>
+        <w:t>3rd Year</w:t>
+      </w:r>
     </w:p>
     <w:p>
       <w:pPr>
-        <w:spacing w:after="0"/>
-        <w:rPr>
-          <w:rFonts w:ascii="Segoe UI Semibold" w:hAnsi="Segoe UI Semibold"/>
-          <w:b/>
-          <w:sz w:val="28"/>
-          <w:szCs w:val="28"/>
-        </w:rPr>
-      </w:pPr>
-      <w:r>
-        <w:rPr>
-          <w:rFonts w:ascii="Segoe UI Semibold" w:hAnsi="Segoe UI Semibold"/>
-          <w:b/>
-          <w:sz w:val="28"/>
-          <w:szCs w:val="28"/>
-        </w:rPr>
-        <w:t>CAREER OBJECTIVE</w:t>
-      </w:r>
-      <w:r>
-        <w:rPr>
-          <w:rFonts w:ascii="Segoe UI Semibold" w:hAnsi="Segoe UI Semibold"/>
-          <w:b/>
-          <w:sz w:val="28"/>
-          <w:szCs w:val="28"/>
-        </w:rPr>
-        <w:t xml:space="preserve"> </w:t>
+        <w:pStyle w:val="Heading2"/>
+        <w:rPr>
+          <w:sz w:val="24"/>
+          <w:szCs w:val="24"/>
+        </w:rPr>
+      </w:pPr>
+      <w:r>
+        <w:rPr>
+          <w:sz w:val="24"/>
+          <w:szCs w:val="24"/>
+        </w:rPr>
+        <w:t>TECHNICAL SKILLS</w:t>
       </w:r>
     </w:p>
     <w:p>
       <w:pPr>
-        <w:spacing w:after="0"/>
-        <w:rPr>
-          <w:rFonts w:ascii="Times New Roman" w:hAnsi="Times New Roman" w:cs="Times New Roman"/>
-          <w:bCs/>
-        </w:rPr>
-      </w:pPr>
-      <w:r>
-        <w:rPr>
-          <w:rFonts w:ascii="Times New Roman" w:hAnsi="Times New Roman" w:cs="Times New Roman"/>
-          <w:bCs/>
-        </w:rPr>
-        <w:t>Motivated and fast-learning BCA student</w:t>
-      </w:r>
-      <w:r>
-        <w:rPr>
-          <w:rFonts w:ascii="Times New Roman" w:hAnsi="Times New Roman" w:cs="Times New Roman"/>
-          <w:bCs/>
-        </w:rPr>
-        <w:t xml:space="preserve"> with strong foundational knowledge in programming, operating systems, networking, and cloud concepts. Highly interested in cybersecurity and committed to building a long-term career in this field. Passionate about learning security tools, exploring vulnerabilities, and gaining hands-on experience to contribute to organizational goals.</w:t>
+        <w:pStyle w:val="NormalWeb"/>
+        <w:rPr>
+          <w:sz w:val="22"/>
+          <w:szCs w:val="22"/>
+        </w:rPr>
+      </w:pPr>
+      <w:r>
+        <w:rPr>
+          <w:rStyle w:val="Strong"/>
+          <w:sz w:val="22"/>
+          <w:szCs w:val="22"/>
+        </w:rPr>
+        <w:t>Languages:</w:t>
+      </w:r>
+      <w:r>
+        <w:rPr>
+          <w:sz w:val="22"/>
+          <w:szCs w:val="22"/>
+        </w:rPr>
+        <w:t xml:space="preserve"> Python, Java (Basic), C (Basic)</w:t>
+      </w:r>
+      <w:r>
+        <w:rPr>
+          <w:sz w:val="22"/>
+          <w:szCs w:val="22"/>
+        </w:rPr>
+        <w:br/>
+      </w:r>
+      <w:r>
+        <w:rPr>
+          <w:rStyle w:val="Strong"/>
+          <w:sz w:val="22"/>
+          <w:szCs w:val="22"/>
+        </w:rPr>
+        <w:t>Web:</w:t>
+      </w:r>
+      <w:r>
+        <w:rPr>
+          <w:sz w:val="22"/>
+          <w:szCs w:val="22"/>
+        </w:rPr>
+        <w:t xml:space="preserve"> HTML, CSS, JavaScript (Basic), Django, </w:t>
+      </w:r>
+      <w:proofErr w:type="spellStart"/>
+      <w:r>
+        <w:rPr>
+          <w:sz w:val="22"/>
+          <w:szCs w:val="22"/>
+        </w:rPr>
+        <w:t>Streamlit</w:t>
+      </w:r>
+      <w:proofErr w:type="spellEnd"/>
+      <w:r>
+        <w:rPr>
+          <w:sz w:val="22"/>
+          <w:szCs w:val="22"/>
+        </w:rPr>
+        <w:br/>
+      </w:r>
+      <w:r>
+        <w:rPr>
+          <w:rStyle w:val="Strong"/>
+          <w:sz w:val="22"/>
+          <w:szCs w:val="22"/>
+        </w:rPr>
+        <w:t>Cybersecurity &amp; ML:</w:t>
+      </w:r>
+      <w:r>
+        <w:rPr>
+          <w:sz w:val="22"/>
+          <w:szCs w:val="22"/>
+        </w:rPr>
+        <w:t xml:space="preserve"> Network Monitoring, Threat Detection, Anomaly Detection, Cybersecurity Fundamentals, Scikit-learn, Isolation Forest, SHAP</w:t>
+      </w:r>
+      <w:r>
+        <w:rPr>
+          <w:sz w:val="22"/>
+          <w:szCs w:val="22"/>
+        </w:rPr>
+        <w:br/>
+      </w:r>
+      <w:r>
+        <w:rPr>
+          <w:rStyle w:val="Strong"/>
+          <w:sz w:val="22"/>
+          <w:szCs w:val="22"/>
+        </w:rPr>
+        <w:t>Networking &amp; OS:</w:t>
+      </w:r>
+      <w:r>
+        <w:rPr>
+          <w:sz w:val="22"/>
+          <w:szCs w:val="22"/>
+        </w:rPr>
+        <w:t xml:space="preserve"> TCP/IP, Routing &amp; Switching Fundamentals, Windows, Linux (Basic), Windows Administration</w:t>
+      </w:r>
+      <w:r>
+        <w:rPr>
+          <w:sz w:val="22"/>
+          <w:szCs w:val="22"/>
+        </w:rPr>
+        <w:br/>
+      </w:r>
+      <w:r>
+        <w:rPr>
+          <w:rStyle w:val="Strong"/>
+          <w:sz w:val="22"/>
+          <w:szCs w:val="22"/>
+        </w:rPr>
+        <w:t>Tools:</w:t>
+      </w:r>
+      <w:r>
+        <w:rPr>
+          <w:sz w:val="22"/>
+          <w:szCs w:val="22"/>
+        </w:rPr>
+        <w:t xml:space="preserve"> Git, GitHub, VS Code, </w:t>
+      </w:r>
+      <w:proofErr w:type="spellStart"/>
+      <w:r>
+        <w:rPr>
+          <w:sz w:val="22"/>
+          <w:szCs w:val="22"/>
+        </w:rPr>
+        <w:t>Scapy</w:t>
+      </w:r>
+      <w:proofErr w:type="spellEnd"/>
+      <w:r>
+        <w:rPr>
+          <w:sz w:val="22"/>
+          <w:szCs w:val="22"/>
+        </w:rPr>
+        <w:t>, ESP32, JSON, CLI</w:t>
       </w:r>
     </w:p>
     <w:p>
       <w:pPr>
-        <w:spacing w:after="0"/>
-        <w:rPr>
-          <w:rFonts w:ascii="Times New Roman" w:hAnsi="Times New Roman" w:cs="Times New Roman"/>
-          <w:bCs/>
-        </w:rPr>
-      </w:pPr>
+        <w:pStyle w:val="Heading2"/>
+        <w:rPr>
+          <w:sz w:val="24"/>
+          <w:szCs w:val="24"/>
+        </w:rPr>
+      </w:pPr>
+      <w:r>
+        <w:rPr>
+          <w:sz w:val="24"/>
+          <w:szCs w:val="24"/>
+        </w:rPr>
+        <w:t>PROJECTS</w:t>
+      </w:r>
     </w:p>
     <w:p>
       <w:pPr>
-        <w:spacing w:after="0"/>
-        <w:rPr>
-          <w:rFonts w:ascii="Segoe UI Semibold" w:hAnsi="Segoe UI Semibold"/>
-          <w:b/>
-          <w:sz w:val="28"/>
-          <w:szCs w:val="28"/>
-        </w:rPr>
-      </w:pPr>
-      <w:r>
-        <w:rPr>
-          <w:rFonts w:ascii="Segoe UI Semibold" w:hAnsi="Segoe UI Semibold"/>
-          <w:b/>
-          <w:sz w:val="28"/>
-          <w:szCs w:val="28"/>
-        </w:rPr>
-        <w:t>EDUCATION</w:t>
+        <w:pStyle w:val="NormalWeb"/>
+        <w:rPr>
+          <w:sz w:val="22"/>
+          <w:szCs w:val="22"/>
+        </w:rPr>
+      </w:pPr>
+      <w:r>
+        <w:rPr>
+          <w:rStyle w:val="Strong"/>
+          <w:sz w:val="22"/>
+          <w:szCs w:val="22"/>
+        </w:rPr>
+        <w:t>EATRS — Explainable Adaptive Threat Response System</w:t>
+      </w:r>
+      <w:r>
+        <w:rPr>
+          <w:sz w:val="22"/>
+          <w:szCs w:val="22"/>
+        </w:rPr>
+        <w:t xml:space="preserve"> | </w:t>
+      </w:r>
+      <w:r>
+        <w:rPr>
+          <w:i/>
+          <w:iCs/>
+          <w:sz w:val="22"/>
+          <w:szCs w:val="22"/>
+        </w:rPr>
+        <w:t xml:space="preserve">Python, </w:t>
+      </w:r>
+      <w:proofErr w:type="spellStart"/>
+      <w:r>
+        <w:rPr>
+          <w:i/>
+          <w:iCs/>
+          <w:sz w:val="22"/>
+          <w:szCs w:val="22"/>
+        </w:rPr>
+        <w:t>Scapy</w:t>
+      </w:r>
+      <w:proofErr w:type="spellEnd"/>
+      <w:r>
+        <w:rPr>
+          <w:i/>
+          <w:iCs/>
+          <w:sz w:val="22"/>
+          <w:szCs w:val="22"/>
+        </w:rPr>
+        <w:t>, Scikit-learn, SHAP, ESP32, Django</w:t>
       </w:r>
     </w:p>
     <w:p>
       <w:pPr>
-        <w:spacing w:after="0"/>
+        <w:pStyle w:val="NormalWeb"/>
+        <w:numPr>
+          <w:ilvl w:val="0"/>
+          <w:numId w:val="12"/>
+        </w:numPr>
+        <w:rPr>
+          <w:sz w:val="20"/>
+          <w:szCs w:val="20"/>
+        </w:rPr>
+      </w:pPr>
+      <w:r>
+        <w:rPr>
+          <w:sz w:val="20"/>
+          <w:szCs w:val="20"/>
+        </w:rPr>
+        <w:t xml:space="preserve">Developed a network monitoring system to detect anomalous activity using Python and </w:t>
+      </w:r>
+      <w:r>
         <w:rPr>
           <w:rStyle w:val="Strong"/>
-          <w:rFonts w:ascii="Times New Roman" w:hAnsi="Times New Roman" w:cs="Times New Roman"/>
-          <w:b w:val="0"/>
-        </w:rPr>
-      </w:pPr>
-      <w:r>
-        <w:rPr>
-          <w:rStyle w:val="Strong"/>
-          <w:rFonts w:ascii="Times New Roman" w:hAnsi="Times New Roman" w:cs="Times New Roman"/>
-          <w:b w:val="0"/>
-        </w:rPr>
-        <w:t>Bachelor of Computer Applications (BCA)</w:t>
+          <w:sz w:val="20"/>
+          <w:szCs w:val="20"/>
+        </w:rPr>
+        <w:t>Isolation Forest</w:t>
+      </w:r>
+      <w:r>
+        <w:rPr>
+          <w:sz w:val="20"/>
+          <w:szCs w:val="20"/>
+        </w:rPr>
+        <w:t>.</w:t>
       </w:r>
     </w:p>
     <w:p>
       <w:pPr>
-        <w:spacing w:after="0"/>
+        <w:pStyle w:val="NormalWeb"/>
+        <w:numPr>
+          <w:ilvl w:val="0"/>
+          <w:numId w:val="12"/>
+        </w:numPr>
+        <w:rPr>
+          <w:sz w:val="20"/>
+          <w:szCs w:val="20"/>
+        </w:rPr>
+      </w:pPr>
+      <w:r>
+        <w:rPr>
+          <w:sz w:val="20"/>
+          <w:szCs w:val="20"/>
+        </w:rPr>
+        <w:t xml:space="preserve">Used </w:t>
+      </w:r>
+      <w:r>
         <w:rPr>
           <w:rStyle w:val="Strong"/>
-          <w:rFonts w:ascii="Times New Roman" w:hAnsi="Times New Roman" w:cs="Times New Roman"/>
-          <w:b w:val="0"/>
-        </w:rPr>
-      </w:pPr>
-      <w:r>
-        <w:rPr>
-          <w:rStyle w:val="Strong"/>
-          <w:rFonts w:ascii="Times New Roman" w:hAnsi="Times New Roman" w:cs="Times New Roman"/>
-          <w:b w:val="0"/>
-        </w:rPr>
-        <w:t>City College Jayanagar</w:t>
+          <w:sz w:val="20"/>
+          <w:szCs w:val="20"/>
+        </w:rPr>
+        <w:t>SHAP</w:t>
+      </w:r>
+      <w:r>
+        <w:rPr>
+          <w:sz w:val="20"/>
+          <w:szCs w:val="20"/>
+        </w:rPr>
+        <w:t xml:space="preserve"> to explain model predictions and correlated network and sensor evidence for adaptive threat response.</w:t>
       </w:r>
     </w:p>
     <w:p>
       <w:pPr>
-        <w:spacing w:after="0"/>
+        <w:pStyle w:val="NormalWeb"/>
+        <w:numPr>
+          <w:ilvl w:val="0"/>
+          <w:numId w:val="12"/>
+        </w:numPr>
+        <w:rPr>
+          <w:sz w:val="20"/>
+          <w:szCs w:val="20"/>
+        </w:rPr>
+      </w:pPr>
+      <w:r>
+        <w:rPr>
+          <w:sz w:val="20"/>
+          <w:szCs w:val="20"/>
+        </w:rPr>
+        <w:t xml:space="preserve">Built a </w:t>
+      </w:r>
+      <w:r>
         <w:rPr>
           <w:rStyle w:val="Strong"/>
-          <w:rFonts w:ascii="Times New Roman" w:hAnsi="Times New Roman" w:cs="Times New Roman"/>
-          <w:b w:val="0"/>
-        </w:rPr>
-      </w:pPr>
-      <w:r>
-        <w:rPr>
-          <w:rStyle w:val="Strong"/>
-          <w:rFonts w:ascii="Times New Roman" w:hAnsi="Times New Roman" w:cs="Times New Roman"/>
-          <w:b w:val="0"/>
-        </w:rPr>
-        <w:t>2</w:t>
-      </w:r>
-      <w:r>
-        <w:rPr>
-          <w:rStyle w:val="Strong"/>
-          <w:rFonts w:ascii="Times New Roman" w:hAnsi="Times New Roman" w:cs="Times New Roman"/>
-          <w:b w:val="0"/>
-          <w:vertAlign w:val="superscript"/>
-        </w:rPr>
-        <w:t>nd</w:t>
-      </w:r>
-      <w:r>
-        <w:rPr>
-          <w:rStyle w:val="Strong"/>
-          <w:rFonts w:ascii="Times New Roman" w:hAnsi="Times New Roman" w:cs="Times New Roman"/>
-          <w:b w:val="0"/>
-        </w:rPr>
-        <w:t xml:space="preserve"> year</w:t>
+          <w:sz w:val="20"/>
+          <w:szCs w:val="20"/>
+        </w:rPr>
+        <w:t>Django dashboard</w:t>
+      </w:r>
+      <w:r>
+        <w:rPr>
+          <w:sz w:val="20"/>
+          <w:szCs w:val="20"/>
+        </w:rPr>
+        <w:t xml:space="preserve"> and tested the system using controlled simulated traffic and live monitoring.</w:t>
       </w:r>
     </w:p>
     <w:p>
       <w:pPr>
-        <w:spacing w:after="0"/>
+        <w:pStyle w:val="NormalWeb"/>
+        <w:rPr>
+          <w:sz w:val="22"/>
+          <w:szCs w:val="22"/>
+        </w:rPr>
+      </w:pPr>
+      <w:r>
         <w:rPr>
           <w:rStyle w:val="Strong"/>
-          <w:rFonts w:ascii="Times New Roman" w:hAnsi="Times New Roman" w:cs="Times New Roman"/>
-          <w:b w:val="0"/>
-        </w:rPr>
-      </w:pPr>
+          <w:sz w:val="22"/>
+          <w:szCs w:val="22"/>
+        </w:rPr>
+        <w:t>Password Suite Tool</w:t>
+      </w:r>
+      <w:r>
+        <w:rPr>
+          <w:sz w:val="22"/>
+          <w:szCs w:val="22"/>
+        </w:rPr>
+        <w:t xml:space="preserve"> | </w:t>
+      </w:r>
+      <w:r>
+        <w:rPr>
+          <w:i/>
+          <w:iCs/>
+          <w:sz w:val="22"/>
+          <w:szCs w:val="22"/>
+        </w:rPr>
+        <w:t xml:space="preserve">Python, </w:t>
+      </w:r>
+      <w:proofErr w:type="spellStart"/>
+      <w:r>
+        <w:rPr>
+          <w:i/>
+          <w:iCs/>
+          <w:sz w:val="22"/>
+          <w:szCs w:val="22"/>
+        </w:rPr>
+        <w:t>Streamlit</w:t>
+      </w:r>
+      <w:proofErr w:type="spellEnd"/>
     </w:p>
     <w:p>
       <w:pPr>
-        <w:spacing w:after="0"/>
-        <w:rPr>
-          <w:rFonts w:ascii="Segoe UI Semibold" w:hAnsi="Segoe UI Semibold"/>
-          <w:b/>
-          <w:sz w:val="28"/>
-          <w:szCs w:val="28"/>
-        </w:rPr>
-      </w:pPr>
-      <w:r>
-        <w:rPr>
-          <w:rFonts w:ascii="Segoe UI Semibold" w:hAnsi="Segoe UI Semibold"/>
-          <w:b/>
-          <w:sz w:val="28"/>
-          <w:szCs w:val="28"/>
-        </w:rPr>
-        <w:t>SKILLS</w:t>
+        <w:pStyle w:val="NormalWeb"/>
+        <w:numPr>
+          <w:ilvl w:val="0"/>
+          <w:numId w:val="13"/>
+        </w:numPr>
+        <w:rPr>
+          <w:sz w:val="20"/>
+          <w:szCs w:val="20"/>
+        </w:rPr>
+      </w:pPr>
+      <w:r>
+        <w:rPr>
+          <w:sz w:val="20"/>
+          <w:szCs w:val="20"/>
+        </w:rPr>
+        <w:t xml:space="preserve">Developed an interactive tool for password generation and strength checking using Python and </w:t>
+      </w:r>
+      <w:proofErr w:type="spellStart"/>
+      <w:r>
+        <w:rPr>
+          <w:sz w:val="20"/>
+          <w:szCs w:val="20"/>
+        </w:rPr>
+        <w:t>Streamlit</w:t>
+      </w:r>
+      <w:proofErr w:type="spellEnd"/>
+      <w:r>
+        <w:rPr>
+          <w:sz w:val="20"/>
+          <w:szCs w:val="20"/>
+        </w:rPr>
+        <w:t>.</w:t>
       </w:r>
     </w:p>
     <w:p>
       <w:pPr>
-        <w:spacing w:after="0"/>
+        <w:pStyle w:val="NormalWeb"/>
+        <w:rPr>
+          <w:sz w:val="22"/>
+          <w:szCs w:val="22"/>
+        </w:rPr>
+      </w:pPr>
+      <w:r>
         <w:rPr>
           <w:rStyle w:val="Strong"/>
-          <w:rFonts w:ascii="Times New Roman" w:hAnsi="Times New Roman" w:cs="Times New Roman"/>
-          <w:b w:val="0"/>
-        </w:rPr>
-      </w:pPr>
-      <w:r>
-        <w:rPr>
-          <w:rStyle w:val="Strong"/>
-          <w:rFonts w:ascii="Times New Roman" w:hAnsi="Times New Roman" w:cs="Times New Roman"/>
-          <w:b w:val="0"/>
-        </w:rPr>
-        <w:t>Technical Skills:</w:t>
+          <w:sz w:val="22"/>
+          <w:szCs w:val="22"/>
+        </w:rPr>
+        <w:t>CLI To-Do List</w:t>
+      </w:r>
+      <w:r>
+        <w:rPr>
+          <w:sz w:val="22"/>
+          <w:szCs w:val="22"/>
+        </w:rPr>
+        <w:t xml:space="preserve"> | </w:t>
+      </w:r>
+      <w:r>
+        <w:rPr>
+          <w:rStyle w:val="Emphasis"/>
+          <w:rFonts w:eastAsiaTheme="majorEastAsia"/>
+          <w:sz w:val="22"/>
+          <w:szCs w:val="22"/>
+        </w:rPr>
+        <w:t>Python, JSON</w:t>
       </w:r>
     </w:p>
     <w:p>
       <w:pPr>
-        <w:pStyle w:val="ListParagraph"/>
+        <w:pStyle w:val="NormalWeb"/>
         <w:numPr>
           <w:ilvl w:val="0"/>
-          <w:numId w:val="1"/>
+          <w:numId w:val="14"/>
         </w:numPr>
-        <w:spacing w:after="0"/>
-        <w:rPr>
-          <w:rStyle w:val="Strong"/>
-          <w:rFonts w:ascii="Times New Roman" w:hAnsi="Times New Roman" w:cs="Times New Roman"/>
-          <w:b w:val="0"/>
-        </w:rPr>
-      </w:pPr>
-      <w:r>
-        <w:rPr>
-          <w:rStyle w:val="Strong"/>
-          <w:rFonts w:ascii="Times New Roman" w:hAnsi="Times New Roman" w:cs="Times New Roman"/>
-          <w:b w:val="0"/>
-        </w:rPr>
-        <w:t>Programming: Python, Java (basics), C (basics)</w:t>
+        <w:rPr>
+          <w:sz w:val="20"/>
+          <w:szCs w:val="20"/>
+        </w:rPr>
+      </w:pPr>
+      <w:r>
+        <w:rPr>
+          <w:sz w:val="20"/>
+          <w:szCs w:val="20"/>
+        </w:rPr>
+        <w:t>Built a command-line task manager with JSON-based file storage and user input handling.</w:t>
       </w:r>
     </w:p>
     <w:p>
       <w:pPr>
-        <w:pStyle w:val="ListParagraph"/>
+        <w:pStyle w:val="NormalWeb"/>
+        <w:rPr>
+          <w:sz w:val="22"/>
+          <w:szCs w:val="22"/>
+        </w:rPr>
+      </w:pPr>
+      <w:r>
+        <w:rPr>
+          <w:rStyle w:val="Strong"/>
+          <w:sz w:val="22"/>
+          <w:szCs w:val="22"/>
+        </w:rPr>
+        <w:t>Number Guessing Game</w:t>
+      </w:r>
+      <w:r>
+        <w:rPr>
+          <w:sz w:val="22"/>
+          <w:szCs w:val="22"/>
+        </w:rPr>
+        <w:t xml:space="preserve"> | </w:t>
+      </w:r>
+      <w:r>
+        <w:rPr>
+          <w:rStyle w:val="Emphasis"/>
+          <w:rFonts w:eastAsiaTheme="majorEastAsia"/>
+          <w:sz w:val="22"/>
+          <w:szCs w:val="22"/>
+        </w:rPr>
+        <w:t>Python</w:t>
+      </w:r>
+    </w:p>
+    <w:p>
+      <w:pPr>
+        <w:pStyle w:val="NormalWeb"/>
         <w:numPr>
           <w:ilvl w:val="0"/>
-          <w:numId w:val="1"/>
+          <w:numId w:val="15"/>
         </w:numPr>
-        <w:spacing w:after="0"/>
-        <w:rPr>
-          <w:rStyle w:val="Strong"/>
-          <w:rFonts w:ascii="Times New Roman" w:hAnsi="Times New Roman" w:cs="Times New Roman"/>
-          <w:b w:val="0"/>
-        </w:rPr>
-      </w:pPr>
-      <w:r>
-        <w:rPr>
-          <w:rStyle w:val="Strong"/>
-          <w:rFonts w:ascii="Times New Roman" w:hAnsi="Times New Roman" w:cs="Times New Roman"/>
-          <w:b w:val="0"/>
-        </w:rPr>
-        <w:t>Web Technologies: HTML, CSS, JavaScript (basics)</w:t>
+        <w:rPr>
+          <w:sz w:val="20"/>
+          <w:szCs w:val="20"/>
+        </w:rPr>
+      </w:pPr>
+      <w:r>
+        <w:rPr>
+          <w:sz w:val="20"/>
+          <w:szCs w:val="20"/>
+        </w:rPr>
+        <w:t>Developed an interactive command-line application using Python logic and user input.</w:t>
       </w:r>
     </w:p>
     <w:p>
       <w:pPr>
-        <w:pStyle w:val="ListParagraph"/>
-        <w:numPr>
-          <w:ilvl w:val="0"/>
-          <w:numId w:val="1"/>
-        </w:numPr>
-        <w:spacing w:after="0"/>
-        <w:rPr>
-          <w:rStyle w:val="Strong"/>
-          <w:rFonts w:ascii="Times New Roman" w:hAnsi="Times New Roman" w:cs="Times New Roman"/>
-          <w:b w:val="0"/>
-        </w:rPr>
-      </w:pPr>
-      <w:r>
-        <w:rPr>
-          <w:rStyle w:val="Strong"/>
-          <w:rFonts w:ascii="Times New Roman" w:hAnsi="Times New Roman" w:cs="Times New Roman"/>
-          <w:b w:val="0"/>
-        </w:rPr>
-        <w:t xml:space="preserve"> Operating Systems: Windows, Linux</w:t>
+        <w:pStyle w:val="Heading2"/>
+        <w:rPr>
+          <w:sz w:val="24"/>
+          <w:szCs w:val="24"/>
+        </w:rPr>
+      </w:pPr>
+      <w:r>
+        <w:rPr>
+          <w:sz w:val="24"/>
+          <w:szCs w:val="24"/>
+        </w:rPr>
+        <w:t>CERTIFICATIONS</w:t>
       </w:r>
     </w:p>
     <w:p>
       <w:pPr>
-        <w:pStyle w:val="ListParagraph"/>
-        <w:numPr>
-          <w:ilvl w:val="0"/>
-          <w:numId w:val="1"/>
-        </w:numPr>
-        <w:spacing w:after="0"/>
-        <w:rPr>
-          <w:rStyle w:val="Strong"/>
-          <w:rFonts w:ascii="Times New Roman" w:hAnsi="Times New Roman" w:cs="Times New Roman"/>
-          <w:b w:val="0"/>
-        </w:rPr>
-      </w:pPr>
-      <w:r>
-        <w:rPr>
-          <w:rStyle w:val="Strong"/>
-          <w:rFonts w:ascii="Times New Roman" w:hAnsi="Times New Roman" w:cs="Times New Roman"/>
-          <w:b w:val="0"/>
-        </w:rPr>
-        <w:t>Networking: Fundamentals of TCP/IP, routing, switching</w:t>
+        <w:pStyle w:val="NormalWeb"/>
+        <w:rPr>
+          <w:sz w:val="22"/>
+          <w:szCs w:val="22"/>
+        </w:rPr>
+      </w:pPr>
+      <w:r>
+        <w:rPr>
+          <w:sz w:val="22"/>
+          <w:szCs w:val="22"/>
+        </w:rPr>
+        <w:t>AI Using Python | Agile, Scrum, and Waterfall Methodologies | Windows Administration</w:t>
       </w:r>
     </w:p>
     <w:p>
       <w:pPr>
-        <w:pStyle w:val="ListParagraph"/>
-        <w:numPr>
-          <w:ilvl w:val="0"/>
-          <w:numId w:val="1"/>
-        </w:numPr>
-        <w:spacing w:after="0"/>
-        <w:rPr>
-          <w:rStyle w:val="Strong"/>
-          <w:rFonts w:ascii="Times New Roman" w:hAnsi="Times New Roman" w:cs="Times New Roman"/>
-          <w:b w:val="0"/>
-        </w:rPr>
-      </w:pPr>
-      <w:r>
-        <w:rPr>
-          <w:rStyle w:val="Strong"/>
-          <w:rFonts w:ascii="Times New Roman" w:hAnsi="Times New Roman" w:cs="Times New Roman"/>
-          <w:b w:val="0"/>
-        </w:rPr>
-        <w:t>Tools: MS Word, Excel, PowerPoint</w:t>
+        <w:pStyle w:val="Heading2"/>
+        <w:spacing w:before="0" w:beforeAutospacing="0" w:after="0" w:afterAutospacing="0"/>
+        <w:ind w:right="-540"/>
+        <w:rPr>
+          <w:sz w:val="24"/>
+          <w:szCs w:val="24"/>
+        </w:rPr>
+      </w:pPr>
+      <w:r>
+        <w:rPr>
+          <w:sz w:val="24"/>
+          <w:szCs w:val="24"/>
+        </w:rPr>
+        <w:t>ACTIVITIES &amp; SOFT SKILLS</w:t>
       </w:r>
     </w:p>
     <w:p>
       <w:pPr>
-        <w:pStyle w:val="ListParagraph"/>
-        <w:numPr>
-          <w:ilvl w:val="0"/>
-          <w:numId w:val="1"/>
-        </w:numPr>
-        <w:spacing w:after="0"/>
+        <w:pStyle w:val="NormalWeb"/>
+        <w:rPr>
+          <w:sz w:val="22"/>
+          <w:szCs w:val="22"/>
+        </w:rPr>
+      </w:pPr>
+      <w:r>
         <w:rPr>
           <w:rStyle w:val="Strong"/>
-          <w:rFonts w:ascii="Times New Roman" w:hAnsi="Times New Roman" w:cs="Times New Roman"/>
-          <w:b w:val="0"/>
-        </w:rPr>
-      </w:pPr>
+          <w:sz w:val="22"/>
+          <w:szCs w:val="22"/>
+        </w:rPr>
+        <w:t>Activities:</w:t>
+      </w:r>
+      <w:r>
+        <w:rPr>
+          <w:sz w:val="22"/>
+          <w:szCs w:val="22"/>
+        </w:rPr>
+        <w:t xml:space="preserve"> Cultural Committee Member | College Event Volunteer &amp; Coordinator | Event Anchor</w:t>
+      </w:r>
+      <w:r>
+        <w:rPr>
+          <w:sz w:val="22"/>
+          <w:szCs w:val="22"/>
+        </w:rPr>
+        <w:br/>
+      </w:r>
       <w:r>
         <w:rPr>
           <w:rStyle w:val="Strong"/>
-          <w:rFonts w:ascii="Times New Roman" w:hAnsi="Times New Roman" w:cs="Times New Roman"/>
-          <w:b w:val="0"/>
-        </w:rPr>
-        <w:t>Additional: Cloud fundamentals, CLI usage, JSON handling</w:t>
-      </w:r>
-    </w:p>
-    <w:p>
-      <w:pPr>
-        <w:pStyle w:val="ListParagraph"/>
-        <w:numPr>
-          <w:ilvl w:val="0"/>
-          <w:numId w:val="1"/>
-        </w:numPr>
-        <w:spacing w:after="0"/>
-        <w:rPr>
-          <w:rStyle w:val="Strong"/>
-          <w:rFonts w:ascii="Times New Roman" w:hAnsi="Times New Roman" w:cs="Times New Roman"/>
-          <w:b w:val="0"/>
-        </w:rPr>
-      </w:pPr>
-      <w:r>
-        <w:rPr>
-          <w:rStyle w:val="Strong"/>
-          <w:rFonts w:ascii="Times New Roman" w:hAnsi="Times New Roman" w:cs="Times New Roman"/>
-          <w:b w:val="0"/>
-        </w:rPr>
-        <w:t>Cybersecurity Interests: Linux usage, networking basics, attack surface understanding, SIEM basics (learning)</w:t>
-      </w:r>
-    </w:p>
-    <w:p>
-      <w:pPr>
-        <w:spacing w:after="0"/>
-        <w:ind w:left="360"/>
-        <w:rPr>
-          <w:rStyle w:val="Strong"/>
-          <w:rFonts w:ascii="Times New Roman" w:hAnsi="Times New Roman" w:cs="Times New Roman"/>
-          <w:b w:val="0"/>
-        </w:rPr>
-      </w:pPr>
-      <w:r>
-        <w:rPr>
-          <w:rStyle w:val="Strong"/>
-          <w:rFonts w:ascii="Times New Roman" w:hAnsi="Times New Roman" w:cs="Times New Roman"/>
-          <w:b w:val="0"/>
+          <w:sz w:val="22"/>
+          <w:szCs w:val="22"/>
         </w:rPr>
         <w:t>Soft Skills:</w:t>
       </w:r>
-    </w:p>
-    <w:p>
-      <w:pPr>
-        <w:spacing w:after="0"/>
-        <w:ind w:left="360"/>
-        <w:rPr>
-          <w:rStyle w:val="Strong"/>
-          <w:rFonts w:ascii="Times New Roman" w:hAnsi="Times New Roman" w:cs="Times New Roman"/>
-          <w:b w:val="0"/>
-        </w:rPr>
-      </w:pPr>
-      <w:r>
-        <w:rPr>
-          <w:rStyle w:val="Strong"/>
-          <w:rFonts w:ascii="Times New Roman" w:hAnsi="Times New Roman" w:cs="Times New Roman"/>
-          <w:b w:val="0"/>
-        </w:rPr>
-        <w:t>Teamwork</w:t>
-      </w:r>
-      <w:r>
-        <w:rPr>
-          <w:rStyle w:val="Strong"/>
-          <w:rFonts w:ascii="Times New Roman" w:hAnsi="Times New Roman" w:cs="Times New Roman"/>
-          <w:b w:val="0"/>
-        </w:rPr>
-        <w:t xml:space="preserve"> | Communication | Rapid Learning | Leadership | Volunteering</w:t>
-      </w:r>
-    </w:p>
-    <w:p>
-      <w:pPr>
-        <w:spacing w:after="0"/>
-        <w:ind w:left="360"/>
-        <w:rPr>
-          <w:rStyle w:val="Strong"/>
-          <w:rFonts w:ascii="Times New Roman" w:hAnsi="Times New Roman" w:cs="Times New Roman"/>
-          <w:b w:val="0"/>
-        </w:rPr>
-      </w:pPr>
-    </w:p>
-    <w:p>
-      <w:pPr>
-        <w:spacing w:after="0"/>
-        <w:rPr>
-          <w:rFonts w:ascii="Segoe UI Semibold" w:hAnsi="Segoe UI Semibold"/>
-          <w:b/>
-          <w:sz w:val="28"/>
-          <w:szCs w:val="28"/>
-        </w:rPr>
-      </w:pPr>
-      <w:r>
-        <w:rPr>
-          <w:rFonts w:ascii="Segoe UI Semibold" w:hAnsi="Segoe UI Semibold"/>
-          <w:b/>
-          <w:sz w:val="28"/>
-          <w:szCs w:val="28"/>
-        </w:rPr>
-        <w:t>PROJECTS</w:t>
-      </w:r>
-    </w:p>
-    <w:p>
-      <w:pPr>
-        <w:pStyle w:val="ListParagraph"/>
-        <w:numPr>
-          <w:ilvl w:val="0"/>
-          <w:numId w:val="5"/>
-        </w:numPr>
-        <w:spacing w:after="0"/>
-        <w:rPr>
-          <w:rStyle w:val="Strong"/>
-          <w:rFonts w:ascii="Times New Roman" w:hAnsi="Times New Roman" w:cs="Times New Roman"/>
-          <w:bCs w:val="0"/>
-        </w:rPr>
-      </w:pPr>
-      <w:r>
-        <w:rPr>
-          <w:rStyle w:val="Strong"/>
-          <w:rFonts w:ascii="Times New Roman" w:hAnsi="Times New Roman" w:cs="Times New Roman"/>
-          <w:bCs w:val="0"/>
-        </w:rPr>
-        <w:t>C</w:t>
-      </w:r>
-      <w:r>
-        <w:rPr>
-          <w:rStyle w:val="Strong"/>
-          <w:rFonts w:ascii="Times New Roman" w:hAnsi="Times New Roman" w:cs="Times New Roman"/>
-          <w:bCs w:val="0"/>
-        </w:rPr>
-        <w:t>LI TO-DO List App (Python + JSON):</w:t>
-      </w:r>
-    </w:p>
-    <w:p>
-      <w:pPr>
-        <w:pStyle w:val="ListParagraph"/>
-        <w:spacing w:after="0"/>
-        <w:rPr>
-          <w:rFonts w:ascii="Times New Roman" w:hAnsi="Times New Roman" w:cs="Times New Roman"/>
-          <w:bCs/>
-        </w:rPr>
-      </w:pPr>
-      <w:r>
-        <w:rPr>
-          <w:rStyle w:val="Strong"/>
-          <w:rFonts w:ascii="Times New Roman" w:hAnsi="Times New Roman" w:cs="Times New Roman"/>
-          <w:b w:val="0"/>
-        </w:rPr>
-        <w:t>Created</w:t>
-      </w:r>
-      <w:r>
-        <w:rPr>
-          <w:rFonts w:ascii="Times New Roman" w:hAnsi="Times New Roman" w:cs="Times New Roman"/>
-          <w:b/>
-        </w:rPr>
-        <w:t xml:space="preserve"> </w:t>
-      </w:r>
-      <w:r>
-        <w:rPr>
-          <w:rFonts w:ascii="Times New Roman" w:hAnsi="Times New Roman" w:cs="Times New Roman"/>
-          <w:bCs/>
-        </w:rPr>
-        <w:t>a command -line task manager using JSON for persistent data storage.</w:t>
-      </w:r>
-    </w:p>
-    <w:p>
-      <w:pPr>
-        <w:pStyle w:val="ListParagraph"/>
-        <w:numPr>
-          <w:ilvl w:val="0"/>
-          <w:numId w:val="5"/>
-        </w:numPr>
-        <w:spacing w:after="0"/>
-        <w:rPr>
-          <w:rFonts w:ascii="Times New Roman" w:hAnsi="Times New Roman" w:cs="Times New Roman"/>
-          <w:b/>
-          <w:sz w:val="28"/>
-          <w:szCs w:val="28"/>
-        </w:rPr>
-      </w:pPr>
-      <w:r>
-        <w:rPr>
-          <w:rFonts w:ascii="Times New Roman" w:hAnsi="Times New Roman" w:cs="Times New Roman"/>
-          <w:b/>
-          <w:sz w:val="28"/>
-          <w:szCs w:val="28"/>
-        </w:rPr>
-        <w:t>Number guessing game (Python):</w:t>
-      </w:r>
-    </w:p>
-    <w:p>
-      <w:pPr>
-        <w:pStyle w:val="ListParagraph"/>
-        <w:spacing w:after="0"/>
-        <w:rPr>
-          <w:rStyle w:val="Strong"/>
-          <w:rFonts w:ascii="Times New Roman" w:hAnsi="Times New Roman" w:cs="Times New Roman"/>
-          <w:b w:val="0"/>
-        </w:rPr>
-      </w:pPr>
-      <w:r>
-        <w:rPr>
-          <w:rStyle w:val="Strong"/>
-          <w:rFonts w:ascii="Times New Roman" w:hAnsi="Times New Roman" w:cs="Times New Roman"/>
-          <w:b w:val="0"/>
-        </w:rPr>
-        <w:t>Developed an interactive CLI game demonstrating Logic building.</w:t>
-      </w:r>
-    </w:p>
-    <w:p>
-      <w:pPr>
-        <w:pStyle w:val="ListParagraph"/>
-        <w:numPr>
-          <w:ilvl w:val="0"/>
-          <w:numId w:val="5"/>
-        </w:numPr>
-        <w:spacing w:after="0"/>
-        <w:rPr>
-          <w:rStyle w:val="Strong"/>
-          <w:rFonts w:ascii="Times New Roman" w:hAnsi="Times New Roman" w:cs="Times New Roman"/>
-          <w:bCs w:val="0"/>
-          <w:sz w:val="28"/>
-          <w:szCs w:val="28"/>
-        </w:rPr>
-      </w:pPr>
-      <w:r>
-        <w:rPr>
-          <w:rStyle w:val="Strong"/>
-          <w:rFonts w:ascii="Times New Roman" w:hAnsi="Times New Roman" w:cs="Times New Roman"/>
-          <w:bCs w:val="0"/>
-          <w:sz w:val="28"/>
-          <w:szCs w:val="28"/>
-        </w:rPr>
-        <w:t>Password Suite (Python + Streamlit):</w:t>
-      </w:r>
-    </w:p>
-    <w:p>
-      <w:pPr>
-        <w:pStyle w:val="ListParagraph"/>
-        <w:spacing w:after="0"/>
-        <w:rPr>
-          <w:rStyle w:val="Strong"/>
-          <w:rFonts w:ascii="Times New Roman" w:hAnsi="Times New Roman" w:cs="Times New Roman"/>
-          <w:b w:val="0"/>
-        </w:rPr>
-      </w:pPr>
-      <w:r>
-        <w:rPr>
-          <w:rStyle w:val="Strong"/>
-          <w:rFonts w:ascii="Times New Roman" w:hAnsi="Times New Roman" w:cs="Times New Roman"/>
-          <w:b w:val="0"/>
-        </w:rPr>
-        <w:t>Built a simple UI Tool for password generation and strength checking.</w:t>
-      </w:r>
-    </w:p>
-    <w:p>
-      <w:pPr>
-        <w:pStyle w:val="ListParagraph"/>
-        <w:numPr>
-          <w:ilvl w:val="0"/>
-          <w:numId w:val="5"/>
-        </w:numPr>
-        <w:spacing w:after="0"/>
-        <w:rPr>
-          <w:rStyle w:val="Strong"/>
-          <w:rFonts w:ascii="Times New Roman" w:hAnsi="Times New Roman" w:cs="Times New Roman"/>
-          <w:bCs w:val="0"/>
-          <w:sz w:val="28"/>
-          <w:szCs w:val="28"/>
-        </w:rPr>
-      </w:pPr>
-      <w:r>
-        <w:rPr>
-          <w:rStyle w:val="Strong"/>
-          <w:rFonts w:ascii="Times New Roman" w:hAnsi="Times New Roman" w:cs="Times New Roman"/>
-          <w:bCs w:val="0"/>
-          <w:sz w:val="28"/>
-          <w:szCs w:val="28"/>
-        </w:rPr>
-        <w:t>Personal Portfolio Website (HTML, CSS, JS):</w:t>
-      </w:r>
-    </w:p>
-    <w:p>
-      <w:pPr>
-        <w:pStyle w:val="ListParagraph"/>
-        <w:spacing w:after="0"/>
-        <w:rPr>
-          <w:rStyle w:val="Strong"/>
-          <w:rFonts w:ascii="Times New Roman" w:hAnsi="Times New Roman" w:cs="Times New Roman"/>
-          <w:b w:val="0"/>
-        </w:rPr>
-      </w:pPr>
-      <w:r>
-        <w:rPr>
-          <w:rStyle w:val="Strong"/>
-          <w:rFonts w:ascii="Times New Roman" w:hAnsi="Times New Roman" w:cs="Times New Roman"/>
-          <w:b w:val="0"/>
-        </w:rPr>
-        <w:t>De</w:t>
-      </w:r>
-      <w:r>
-        <w:rPr>
-          <w:rStyle w:val="Strong"/>
-          <w:rFonts w:ascii="Times New Roman" w:hAnsi="Times New Roman" w:cs="Times New Roman"/>
-          <w:b w:val="0"/>
-        </w:rPr>
-        <w:t>signed and deployed a responsive portfolio to showcase projects and skills.</w:t>
-      </w:r>
-    </w:p>
-    <w:p>
-      <w:pPr>
-        <w:spacing w:after="0"/>
-        <w:rPr>
-          <w:rStyle w:val="Strong"/>
-          <w:rFonts w:ascii="Times New Roman" w:hAnsi="Times New Roman" w:cs="Times New Roman"/>
-          <w:b w:val="0"/>
-        </w:rPr>
-      </w:pPr>
-    </w:p>
-    <w:p>
-      <w:pPr>
-        <w:spacing w:after="0"/>
-        <w:rPr>
-          <w:rFonts w:ascii="Segoe UI Semibold" w:hAnsi="Segoe UI Semibold"/>
-          <w:b/>
-          <w:sz w:val="28"/>
-          <w:szCs w:val="28"/>
-        </w:rPr>
-      </w:pPr>
-      <w:r>
-        <w:rPr>
-          <w:rFonts w:ascii="Segoe UI Semibold" w:hAnsi="Segoe UI Semibold"/>
-          <w:b/>
-          <w:sz w:val="28"/>
-          <w:szCs w:val="28"/>
-        </w:rPr>
-        <w:t>CERTIFICATIONS</w:t>
-      </w:r>
-    </w:p>
-    <w:p>
-      <w:pPr>
-        <w:pStyle w:val="ListParagraph"/>
-        <w:numPr>
-          <w:ilvl w:val="0"/>
-          <w:numId w:val="3"/>
-        </w:numPr>
-        <w:spacing w:after="0"/>
-        <w:rPr>
-          <w:rStyle w:val="Strong"/>
-          <w:rFonts w:ascii="Segoe UI Semibold" w:hAnsi="Segoe UI Semibold"/>
-          <w:bCs w:val="0"/>
-          <w:sz w:val="28"/>
-          <w:szCs w:val="28"/>
-        </w:rPr>
-      </w:pPr>
-      <w:r>
-        <w:rPr>
-          <w:rStyle w:val="Strong"/>
-          <w:rFonts w:ascii="Times New Roman" w:hAnsi="Times New Roman" w:cs="Times New Roman"/>
-          <w:b w:val="0"/>
-        </w:rPr>
-        <w:t>AI using Python</w:t>
-      </w:r>
-    </w:p>
-    <w:p>
-      <w:pPr>
-        <w:pStyle w:val="ListParagraph"/>
-        <w:numPr>
-          <w:ilvl w:val="0"/>
-          <w:numId w:val="3"/>
-        </w:numPr>
-        <w:spacing w:after="0"/>
-        <w:rPr>
-          <w:rStyle w:val="Strong"/>
-          <w:rFonts w:ascii="Segoe UI Semibold" w:hAnsi="Segoe UI Semibold"/>
-          <w:bCs w:val="0"/>
-          <w:sz w:val="28"/>
-          <w:szCs w:val="28"/>
-        </w:rPr>
-      </w:pPr>
-      <w:r>
-        <w:rPr>
-          <w:rStyle w:val="Strong"/>
-          <w:rFonts w:ascii="Times New Roman" w:hAnsi="Times New Roman" w:cs="Times New Roman"/>
-          <w:b w:val="0"/>
-        </w:rPr>
-        <w:t>Agile, Scrum, and Waterfall Methodologies</w:t>
-      </w:r>
-    </w:p>
-    <w:p>
-      <w:pPr>
-        <w:pStyle w:val="ListParagraph"/>
-        <w:numPr>
-          <w:ilvl w:val="0"/>
-          <w:numId w:val="3"/>
-        </w:numPr>
-        <w:spacing w:after="0"/>
-        <w:rPr>
-          <w:rStyle w:val="Strong"/>
-          <w:rFonts w:ascii="Segoe UI Semibold" w:hAnsi="Segoe UI Semibold"/>
-          <w:bCs w:val="0"/>
-          <w:sz w:val="28"/>
-          <w:szCs w:val="28"/>
-        </w:rPr>
-      </w:pPr>
-      <w:r>
-        <w:rPr>
-          <w:rStyle w:val="Strong"/>
-          <w:rFonts w:ascii="Times New Roman" w:hAnsi="Times New Roman" w:cs="Times New Roman"/>
-          <w:b w:val="0"/>
-        </w:rPr>
-        <w:t>Windows Administration</w:t>
-      </w:r>
-    </w:p>
-    <w:p>
-      <w:pPr>
-        <w:pStyle w:val="ListParagraph"/>
-        <w:numPr>
-          <w:ilvl w:val="0"/>
-          <w:numId w:val="3"/>
-        </w:numPr>
-        <w:spacing w:after="0"/>
-        <w:rPr>
-          <w:rStyle w:val="Strong"/>
-          <w:rFonts w:ascii="Segoe UI Semibold" w:hAnsi="Segoe UI Semibold"/>
-          <w:bCs w:val="0"/>
-          <w:sz w:val="28"/>
-          <w:szCs w:val="28"/>
-        </w:rPr>
-      </w:pPr>
-      <w:r>
-        <w:rPr>
-          <w:rStyle w:val="Strong"/>
-          <w:rFonts w:ascii="Times New Roman" w:hAnsi="Times New Roman" w:cs="Times New Roman"/>
-          <w:b w:val="0"/>
-        </w:rPr>
-        <w:t>Linux Administration</w:t>
-      </w:r>
-    </w:p>
-    <w:p>
-      <w:pPr>
-        <w:pStyle w:val="ListParagraph"/>
-        <w:numPr>
-          <w:ilvl w:val="0"/>
-          <w:numId w:val="3"/>
-        </w:numPr>
-        <w:spacing w:after="0"/>
-        <w:rPr>
-          <w:rStyle w:val="Strong"/>
-          <w:rFonts w:ascii="Segoe UI Semibold" w:hAnsi="Segoe UI Semibold"/>
-          <w:bCs w:val="0"/>
-          <w:sz w:val="28"/>
-          <w:szCs w:val="28"/>
-        </w:rPr>
-      </w:pPr>
-      <w:r>
-        <w:rPr>
-          <w:rStyle w:val="Strong"/>
-          <w:rFonts w:ascii="Times New Roman" w:hAnsi="Times New Roman" w:cs="Times New Roman"/>
-          <w:b w:val="0"/>
-        </w:rPr>
-        <w:t>Networking Fundamentals (In progress)</w:t>
-      </w:r>
-    </w:p>
-    <w:p>
-      <w:pPr>
-        <w:pStyle w:val="ListParagraph"/>
-        <w:numPr>
-          <w:ilvl w:val="0"/>
-          <w:numId w:val="3"/>
-        </w:numPr>
-        <w:spacing w:after="0"/>
-        <w:rPr>
-          <w:rStyle w:val="Strong"/>
-          <w:rFonts w:ascii="Segoe UI Semibold" w:hAnsi="Segoe UI Semibold"/>
-          <w:bCs w:val="0"/>
-          <w:sz w:val="28"/>
-          <w:szCs w:val="28"/>
-        </w:rPr>
-      </w:pPr>
-      <w:r>
-        <w:rPr>
-          <w:rStyle w:val="Strong"/>
-          <w:rFonts w:ascii="Times New Roman" w:hAnsi="Times New Roman" w:cs="Times New Roman"/>
-          <w:b w:val="0"/>
-        </w:rPr>
-        <w:t>Cloud Practitioner (In progress)</w:t>
-      </w:r>
-    </w:p>
-    <w:p>
-      <w:pPr>
-        <w:spacing w:after="0"/>
-        <w:rPr>
-          <w:rFonts w:ascii="Segoe UI Semibold" w:hAnsi="Segoe UI Semibold"/>
-          <w:b/>
-          <w:sz w:val="28"/>
-          <w:szCs w:val="28"/>
-        </w:rPr>
-      </w:pPr>
-    </w:p>
-    <w:p>
-      <w:pPr>
-        <w:spacing w:after="0"/>
-        <w:rPr>
-          <w:rFonts w:ascii="Segoe UI Semibold" w:hAnsi="Segoe UI Semibold"/>
-          <w:b/>
-          <w:sz w:val="28"/>
-          <w:szCs w:val="28"/>
-        </w:rPr>
-      </w:pPr>
-      <w:r>
-        <w:rPr>
-          <w:rFonts w:ascii="Segoe UI Semibold" w:hAnsi="Segoe UI Semibold"/>
-          <w:b/>
-          <w:sz w:val="28"/>
-          <w:szCs w:val="28"/>
-        </w:rPr>
-        <w:t>EXTRACURRICULAR ACTIVITIES</w:t>
-      </w:r>
-    </w:p>
-    <w:p>
-      <w:pPr>
-        <w:pStyle w:val="ListParagraph"/>
-        <w:numPr>
-          <w:ilvl w:val="0"/>
-          <w:numId w:val="4"/>
-        </w:numPr>
-        <w:spacing w:after="0"/>
-        <w:rPr>
-          <w:rStyle w:val="Strong"/>
-          <w:rFonts w:ascii="Segoe UI Semibold" w:hAnsi="Segoe UI Semibold"/>
-          <w:bCs w:val="0"/>
-          <w:sz w:val="28"/>
-          <w:szCs w:val="28"/>
-        </w:rPr>
-      </w:pPr>
-      <w:r>
-        <w:rPr>
-          <w:rStyle w:val="Strong"/>
-          <w:rFonts w:ascii="Times New Roman" w:hAnsi="Times New Roman" w:cs="Times New Roman"/>
-          <w:b w:val="0"/>
-        </w:rPr>
-        <w:t>Member of the Cultural Committee</w:t>
-      </w:r>
-    </w:p>
-    <w:p>
-      <w:pPr>
-        <w:pStyle w:val="ListParagraph"/>
-        <w:numPr>
-          <w:ilvl w:val="0"/>
-          <w:numId w:val="4"/>
-        </w:numPr>
-        <w:spacing w:after="0"/>
-        <w:rPr>
-          <w:rStyle w:val="Strong"/>
-          <w:rFonts w:ascii="Segoe UI Semibold" w:hAnsi="Segoe UI Semibold"/>
-          <w:bCs w:val="0"/>
-          <w:sz w:val="28"/>
-          <w:szCs w:val="28"/>
-        </w:rPr>
-      </w:pPr>
-      <w:r>
-        <w:rPr>
-          <w:rStyle w:val="Strong"/>
-          <w:rFonts w:ascii="Times New Roman" w:hAnsi="Times New Roman" w:cs="Times New Roman"/>
-          <w:b w:val="0"/>
-        </w:rPr>
-        <w:t>Volunteered and coordinated events in college</w:t>
-      </w:r>
-    </w:p>
-    <w:p>
-      <w:pPr>
-        <w:pStyle w:val="ListParagraph"/>
-        <w:numPr>
-          <w:ilvl w:val="0"/>
-          <w:numId w:val="4"/>
-        </w:numPr>
-        <w:spacing w:after="0"/>
-        <w:rPr>
-          <w:rStyle w:val="Strong"/>
-          <w:rFonts w:ascii="Segoe UI Semibold" w:hAnsi="Segoe UI Semibold"/>
-          <w:bCs w:val="0"/>
-          <w:sz w:val="28"/>
-          <w:szCs w:val="28"/>
-        </w:rPr>
-      </w:pPr>
-      <w:r>
-        <w:rPr>
-          <w:rStyle w:val="Strong"/>
-          <w:rFonts w:ascii="Times New Roman" w:hAnsi="Times New Roman" w:cs="Times New Roman"/>
-          <w:b w:val="0"/>
-        </w:rPr>
-        <w:t>Anchored at a college event</w:t>
-      </w:r>
-    </w:p>
-    <w:p>
-      <w:pPr>
-        <w:spacing w:after="0"/>
-        <w:rPr>
-          <w:rStyle w:val="Strong"/>
-          <w:rFonts w:ascii="Segoe UI Semibold" w:hAnsi="Segoe UI Semibold"/>
-          <w:bCs w:val="0"/>
-          <w:sz w:val="28"/>
-          <w:szCs w:val="28"/>
-        </w:rPr>
-      </w:pPr>
-    </w:p>
-    <w:p>
-      <w:pPr>
-        <w:spacing w:after="0"/>
-        <w:rPr>
-          <w:rStyle w:val="Strong"/>
-          <w:rFonts w:ascii="Segoe UI Semibold" w:hAnsi="Segoe UI Semibold"/>
-          <w:bCs w:val="0"/>
-          <w:sz w:val="28"/>
-          <w:szCs w:val="28"/>
-        </w:rPr>
-      </w:pPr>
-      <w:r>
-        <w:rPr>
-          <w:rStyle w:val="Strong"/>
-          <w:rFonts w:ascii="Segoe UI Semibold" w:hAnsi="Segoe UI Semibold"/>
-          <w:bCs w:val="0"/>
-          <w:sz w:val="28"/>
-          <w:szCs w:val="28"/>
-        </w:rPr>
-        <w:t>HOBBIES</w:t>
-      </w:r>
-    </w:p>
-    <w:p>
-      <w:pPr>
-        <w:spacing w:after="0"/>
-        <w:rPr>
-          <w:rStyle w:val="Strong"/>
-          <w:rFonts w:ascii="Segoe UI Semibold" w:hAnsi="Segoe UI Semibold"/>
-          <w:bCs w:val="0"/>
-          <w:sz w:val="28"/>
-          <w:szCs w:val="28"/>
-        </w:rPr>
-      </w:pPr>
-      <w:r>
-        <w:rPr>
-          <w:rStyle w:val="Strong"/>
-          <w:rFonts w:ascii="Times New Roman" w:hAnsi="Times New Roman" w:cs="Times New Roman"/>
-          <w:b w:val="0"/>
-        </w:rPr>
-        <w:t xml:space="preserve">Drawing | Listening to Music | Reading </w:t>
-      </w:r>
-    </w:p>
-    <w:p>
-      <w:pPr>
-        <w:spacing w:after="0"/>
-        <w:ind w:left="360"/>
-        <w:rPr>
-          <w:rStyle w:val="Strong"/>
-          <w:rFonts w:ascii="Times New Roman" w:hAnsi="Times New Roman" w:cs="Times New Roman"/>
-          <w:b w:val="0"/>
-        </w:rPr>
-      </w:pPr>
+      <w:r>
+        <w:rPr>
+          <w:sz w:val="22"/>
+          <w:szCs w:val="22"/>
+        </w:rPr>
+        <w:t xml:space="preserve"> Communication | Teamwork | Leadership | Problem Solving | Fast Learning</w:t>
+      </w:r>
     </w:p>
     <w:sectPr>
       <w:pgSz w:w="12240" w:h="15840"/>
-      <w:pgMar w:top="360" w:right="1440" w:bottom="1440" w:left="720" w:header="720" w:footer="720" w:gutter="0"/>
+      <w:pgMar w:top="360" w:right="720" w:bottom="630" w:left="720" w:header="720" w:footer="720" w:gutter="0"/>
       <w:cols w:space="720"/>
       <w:docGrid w:linePitch="360"/>
     </w:sectPr>
@@ -1213,6 +757,602 @@
 <file path=word/numbering.xml><?xml version="1.0" encoding="utf-8"?>
 <w:numbering xmlns:wpc="http://schemas.microsoft.com/office/word/2010/wordprocessingCanvas" xmlns:cx="http://schemas.microsoft.com/office/drawing/2014/chartex" xmlns:cx1="http://schemas.microsoft.com/office/drawing/2015/9/8/chartex" xmlns:cx2="http://schemas.microsoft.com/office/drawing/2015/10/21/chartex" xmlns:cx3="http://schemas.microsoft.com/office/drawing/2016/5/9/chartex" xmlns:cx4="http://schemas.microsoft.com/office/drawing/2016/5/10/chartex" xmlns:cx5="http://schemas.microsoft.com/office/drawing/2016/5/11/chartex" xmlns:cx6="http://schemas.microsoft.com/office/drawing/2016/5/12/chartex" xmlns:cx7="http://schemas.microsoft.com/office/drawing/2016/5/13/chartex" xmlns:cx8="http://schemas.microsoft.com/office/drawing/2016/5/14/chartex" xmlns:mc="http://schemas.openxmlformats.org/markup-compatibility/2006" xmlns:aink="http://schemas.microsoft.com/office/drawing/2016/ink" xmlns:am3d="http://schemas.microsoft.com/office/drawing/2017/model3d" xmlns:o="urn:schemas-microsoft-com:office:office" xmlns:r="http://schemas.openxmlformats.org/officeDocument/2006/relationships" xmlns:m="http://schemas.openxmlformats.org/officeDocument/2006/math" xmlns:v="urn:schemas-microsoft-com:vml" xmlns:wp14="http://schemas.microsoft.com/office/word/2010/wordprocessingDrawing" xmlns:wp="http://schemas.openxmlformats.org/drawingml/2006/wordprocessingDrawing" xmlns:w10="urn:schemas-microsoft-com:office:word" xmlns:w="http://schemas.openxmlformats.org/wordprocessingml/2006/main" xmlns:w14="http://schemas.microsoft.com/office/word/2010/wordml" xmlns:w15="http://schemas.microsoft.com/office/word/2012/wordml" xmlns:w16cex="http://schemas.microsoft.com/office/word/2018/wordml/cex" xmlns:w16cid="http://schemas.microsoft.com/office/word/2016/wordml/cid" xmlns:w16="http://schemas.microsoft.com/office/word/2018/wordml" xmlns:w16sdtdh="http://schemas.microsoft.com/office/word/2020/wordml/sdtdatahash" xmlns:w16se="http://schemas.microsoft.com/office/word/2015/wordml/symex" xmlns:wpg="http://schemas.microsoft.com/office/word/2010/wordprocessingGroup" xmlns:wpi="http://schemas.microsoft.com/office/word/2010/wordprocessingInk" xmlns:wne="http://schemas.microsoft.com/office/word/2006/wordml" xmlns:wps="http://schemas.microsoft.com/office/word/2010/wordprocessingShape" mc:Ignorable="w14 w15 w16se w16cid w16 w16cex w16sdtdh wp14">
   <w:abstractNum w:abstractNumId="0" w15:restartNumberingAfterBreak="0">
+    <w:nsid w:val="01D27859"/>
+    <w:multiLevelType w:val="multilevel"/>
+    <w:tmpl w:val="5C20AAE0"/>
+    <w:lvl w:ilvl="0">
+      <w:start w:val="1"/>
+      <w:numFmt w:val="bullet"/>
+      <w:lvlText w:val=""/>
+      <w:lvlJc w:val="left"/>
+      <w:pPr>
+        <w:tabs>
+          <w:tab w:val="num" w:pos="720"/>
+        </w:tabs>
+        <w:ind w:left="720" w:hanging="360"/>
+      </w:pPr>
+      <w:rPr>
+        <w:rFonts w:ascii="Symbol" w:hAnsi="Symbol" w:hint="default"/>
+        <w:sz w:val="20"/>
+      </w:rPr>
+    </w:lvl>
+    <w:lvl w:ilvl="1" w:tentative="1">
+      <w:start w:val="1"/>
+      <w:numFmt w:val="bullet"/>
+      <w:lvlText w:val="o"/>
+      <w:lvlJc w:val="left"/>
+      <w:pPr>
+        <w:tabs>
+          <w:tab w:val="num" w:pos="1440"/>
+        </w:tabs>
+        <w:ind w:left="1440" w:hanging="360"/>
+      </w:pPr>
+      <w:rPr>
+        <w:rFonts w:ascii="Courier New" w:hAnsi="Courier New" w:hint="default"/>
+        <w:sz w:val="20"/>
+      </w:rPr>
+    </w:lvl>
+    <w:lvl w:ilvl="2" w:tentative="1">
+      <w:start w:val="1"/>
+      <w:numFmt w:val="bullet"/>
+      <w:lvlText w:val=""/>
+      <w:lvlJc w:val="left"/>
+      <w:pPr>
+        <w:tabs>
+          <w:tab w:val="num" w:pos="2160"/>
+        </w:tabs>
+        <w:ind w:left="2160" w:hanging="360"/>
+      </w:pPr>
+      <w:rPr>
+        <w:rFonts w:ascii="Wingdings" w:hAnsi="Wingdings" w:hint="default"/>
+        <w:sz w:val="20"/>
+      </w:rPr>
+    </w:lvl>
+    <w:lvl w:ilvl="3" w:tentative="1">
+      <w:start w:val="1"/>
+      <w:numFmt w:val="bullet"/>
+      <w:lvlText w:val=""/>
+      <w:lvlJc w:val="left"/>
+      <w:pPr>
+        <w:tabs>
+          <w:tab w:val="num" w:pos="2880"/>
+        </w:tabs>
+        <w:ind w:left="2880" w:hanging="360"/>
+      </w:pPr>
+      <w:rPr>
+        <w:rFonts w:ascii="Wingdings" w:hAnsi="Wingdings" w:hint="default"/>
+        <w:sz w:val="20"/>
+      </w:rPr>
+    </w:lvl>
+    <w:lvl w:ilvl="4" w:tentative="1">
+      <w:start w:val="1"/>
+      <w:numFmt w:val="bullet"/>
+      <w:lvlText w:val=""/>
+      <w:lvlJc w:val="left"/>
+      <w:pPr>
+        <w:tabs>
+          <w:tab w:val="num" w:pos="3600"/>
+        </w:tabs>
+        <w:ind w:left="3600" w:hanging="360"/>
+      </w:pPr>
+      <w:rPr>
+        <w:rFonts w:ascii="Wingdings" w:hAnsi="Wingdings" w:hint="default"/>
+        <w:sz w:val="20"/>
+      </w:rPr>
+    </w:lvl>
+    <w:lvl w:ilvl="5" w:tentative="1">
+      <w:start w:val="1"/>
+      <w:numFmt w:val="bullet"/>
+      <w:lvlText w:val=""/>
+      <w:lvlJc w:val="left"/>
+      <w:pPr>
+        <w:tabs>
+          <w:tab w:val="num" w:pos="4320"/>
+        </w:tabs>
+        <w:ind w:left="4320" w:hanging="360"/>
+      </w:pPr>
+      <w:rPr>
+        <w:rFonts w:ascii="Wingdings" w:hAnsi="Wingdings" w:hint="default"/>
+        <w:sz w:val="20"/>
+      </w:rPr>
+    </w:lvl>
+    <w:lvl w:ilvl="6" w:tentative="1">
+      <w:start w:val="1"/>
+      <w:numFmt w:val="bullet"/>
+      <w:lvlText w:val=""/>
+      <w:lvlJc w:val="left"/>
+      <w:pPr>
+        <w:tabs>
+          <w:tab w:val="num" w:pos="5040"/>
+        </w:tabs>
+        <w:ind w:left="5040" w:hanging="360"/>
+      </w:pPr>
+      <w:rPr>
+        <w:rFonts w:ascii="Wingdings" w:hAnsi="Wingdings" w:hint="default"/>
+        <w:sz w:val="20"/>
+      </w:rPr>
+    </w:lvl>
+    <w:lvl w:ilvl="7" w:tentative="1">
+      <w:start w:val="1"/>
+      <w:numFmt w:val="bullet"/>
+      <w:lvlText w:val=""/>
+      <w:lvlJc w:val="left"/>
+      <w:pPr>
+        <w:tabs>
+          <w:tab w:val="num" w:pos="5760"/>
+        </w:tabs>
+        <w:ind w:left="5760" w:hanging="360"/>
+      </w:pPr>
+      <w:rPr>
+        <w:rFonts w:ascii="Wingdings" w:hAnsi="Wingdings" w:hint="default"/>
+        <w:sz w:val="20"/>
+      </w:rPr>
+    </w:lvl>
+    <w:lvl w:ilvl="8" w:tentative="1">
+      <w:start w:val="1"/>
+      <w:numFmt w:val="bullet"/>
+      <w:lvlText w:val=""/>
+      <w:lvlJc w:val="left"/>
+      <w:pPr>
+        <w:tabs>
+          <w:tab w:val="num" w:pos="6480"/>
+        </w:tabs>
+        <w:ind w:left="6480" w:hanging="360"/>
+      </w:pPr>
+      <w:rPr>
+        <w:rFonts w:ascii="Wingdings" w:hAnsi="Wingdings" w:hint="default"/>
+        <w:sz w:val="20"/>
+      </w:rPr>
+    </w:lvl>
+  </w:abstractNum>
+  <w:abstractNum w:abstractNumId="1" w15:restartNumberingAfterBreak="0">
+    <w:nsid w:val="13E61800"/>
+    <w:multiLevelType w:val="multilevel"/>
+    <w:tmpl w:val="CED6858E"/>
+    <w:lvl w:ilvl="0">
+      <w:start w:val="1"/>
+      <w:numFmt w:val="bullet"/>
+      <w:lvlText w:val=""/>
+      <w:lvlJc w:val="left"/>
+      <w:pPr>
+        <w:tabs>
+          <w:tab w:val="num" w:pos="720"/>
+        </w:tabs>
+        <w:ind w:left="720" w:hanging="360"/>
+      </w:pPr>
+      <w:rPr>
+        <w:rFonts w:ascii="Symbol" w:hAnsi="Symbol" w:hint="default"/>
+        <w:sz w:val="20"/>
+      </w:rPr>
+    </w:lvl>
+    <w:lvl w:ilvl="1" w:tentative="1">
+      <w:start w:val="1"/>
+      <w:numFmt w:val="bullet"/>
+      <w:lvlText w:val="o"/>
+      <w:lvlJc w:val="left"/>
+      <w:pPr>
+        <w:tabs>
+          <w:tab w:val="num" w:pos="1440"/>
+        </w:tabs>
+        <w:ind w:left="1440" w:hanging="360"/>
+      </w:pPr>
+      <w:rPr>
+        <w:rFonts w:ascii="Courier New" w:hAnsi="Courier New" w:hint="default"/>
+        <w:sz w:val="20"/>
+      </w:rPr>
+    </w:lvl>
+    <w:lvl w:ilvl="2" w:tentative="1">
+      <w:start w:val="1"/>
+      <w:numFmt w:val="bullet"/>
+      <w:lvlText w:val=""/>
+      <w:lvlJc w:val="left"/>
+      <w:pPr>
+        <w:tabs>
+          <w:tab w:val="num" w:pos="2160"/>
+        </w:tabs>
+        <w:ind w:left="2160" w:hanging="360"/>
+      </w:pPr>
+      <w:rPr>
+        <w:rFonts w:ascii="Wingdings" w:hAnsi="Wingdings" w:hint="default"/>
+        <w:sz w:val="20"/>
+      </w:rPr>
+    </w:lvl>
+    <w:lvl w:ilvl="3" w:tentative="1">
+      <w:start w:val="1"/>
+      <w:numFmt w:val="bullet"/>
+      <w:lvlText w:val=""/>
+      <w:lvlJc w:val="left"/>
+      <w:pPr>
+        <w:tabs>
+          <w:tab w:val="num" w:pos="2880"/>
+        </w:tabs>
+        <w:ind w:left="2880" w:hanging="360"/>
+      </w:pPr>
+      <w:rPr>
+        <w:rFonts w:ascii="Wingdings" w:hAnsi="Wingdings" w:hint="default"/>
+        <w:sz w:val="20"/>
+      </w:rPr>
+    </w:lvl>
+    <w:lvl w:ilvl="4" w:tentative="1">
+      <w:start w:val="1"/>
+      <w:numFmt w:val="bullet"/>
+      <w:lvlText w:val=""/>
+      <w:lvlJc w:val="left"/>
+      <w:pPr>
+        <w:tabs>
+          <w:tab w:val="num" w:pos="3600"/>
+        </w:tabs>
+        <w:ind w:left="3600" w:hanging="360"/>
+      </w:pPr>
+      <w:rPr>
+        <w:rFonts w:ascii="Wingdings" w:hAnsi="Wingdings" w:hint="default"/>
+        <w:sz w:val="20"/>
+      </w:rPr>
+    </w:lvl>
+    <w:lvl w:ilvl="5" w:tentative="1">
+      <w:start w:val="1"/>
+      <w:numFmt w:val="bullet"/>
+      <w:lvlText w:val=""/>
+      <w:lvlJc w:val="left"/>
+      <w:pPr>
+        <w:tabs>
+          <w:tab w:val="num" w:pos="4320"/>
+        </w:tabs>
+        <w:ind w:left="4320" w:hanging="360"/>
+      </w:pPr>
+      <w:rPr>
+        <w:rFonts w:ascii="Wingdings" w:hAnsi="Wingdings" w:hint="default"/>
+        <w:sz w:val="20"/>
+      </w:rPr>
+    </w:lvl>
+    <w:lvl w:ilvl="6" w:tentative="1">
+      <w:start w:val="1"/>
+      <w:numFmt w:val="bullet"/>
+      <w:lvlText w:val=""/>
+      <w:lvlJc w:val="left"/>
+      <w:pPr>
+        <w:tabs>
+          <w:tab w:val="num" w:pos="5040"/>
+        </w:tabs>
+        <w:ind w:left="5040" w:hanging="360"/>
+      </w:pPr>
+      <w:rPr>
+        <w:rFonts w:ascii="Wingdings" w:hAnsi="Wingdings" w:hint="default"/>
+        <w:sz w:val="20"/>
+      </w:rPr>
+    </w:lvl>
+    <w:lvl w:ilvl="7" w:tentative="1">
+      <w:start w:val="1"/>
+      <w:numFmt w:val="bullet"/>
+      <w:lvlText w:val=""/>
+      <w:lvlJc w:val="left"/>
+      <w:pPr>
+        <w:tabs>
+          <w:tab w:val="num" w:pos="5760"/>
+        </w:tabs>
+        <w:ind w:left="5760" w:hanging="360"/>
+      </w:pPr>
+      <w:rPr>
+        <w:rFonts w:ascii="Wingdings" w:hAnsi="Wingdings" w:hint="default"/>
+        <w:sz w:val="20"/>
+      </w:rPr>
+    </w:lvl>
+    <w:lvl w:ilvl="8" w:tentative="1">
+      <w:start w:val="1"/>
+      <w:numFmt w:val="bullet"/>
+      <w:lvlText w:val=""/>
+      <w:lvlJc w:val="left"/>
+      <w:pPr>
+        <w:tabs>
+          <w:tab w:val="num" w:pos="6480"/>
+        </w:tabs>
+        <w:ind w:left="6480" w:hanging="360"/>
+      </w:pPr>
+      <w:rPr>
+        <w:rFonts w:ascii="Wingdings" w:hAnsi="Wingdings" w:hint="default"/>
+        <w:sz w:val="20"/>
+      </w:rPr>
+    </w:lvl>
+  </w:abstractNum>
+  <w:abstractNum w:abstractNumId="2" w15:restartNumberingAfterBreak="0">
+    <w:nsid w:val="1F2A4176"/>
+    <w:multiLevelType w:val="multilevel"/>
+    <w:tmpl w:val="2CBA4D10"/>
+    <w:lvl w:ilvl="0">
+      <w:start w:val="1"/>
+      <w:numFmt w:val="bullet"/>
+      <w:lvlText w:val=""/>
+      <w:lvlJc w:val="left"/>
+      <w:pPr>
+        <w:tabs>
+          <w:tab w:val="num" w:pos="720"/>
+        </w:tabs>
+        <w:ind w:left="720" w:hanging="360"/>
+      </w:pPr>
+      <w:rPr>
+        <w:rFonts w:ascii="Symbol" w:hAnsi="Symbol" w:hint="default"/>
+        <w:sz w:val="20"/>
+      </w:rPr>
+    </w:lvl>
+    <w:lvl w:ilvl="1" w:tentative="1">
+      <w:start w:val="1"/>
+      <w:numFmt w:val="bullet"/>
+      <w:lvlText w:val="o"/>
+      <w:lvlJc w:val="left"/>
+      <w:pPr>
+        <w:tabs>
+          <w:tab w:val="num" w:pos="1440"/>
+        </w:tabs>
+        <w:ind w:left="1440" w:hanging="360"/>
+      </w:pPr>
+      <w:rPr>
+        <w:rFonts w:ascii="Courier New" w:hAnsi="Courier New" w:hint="default"/>
+        <w:sz w:val="20"/>
+      </w:rPr>
+    </w:lvl>
+    <w:lvl w:ilvl="2" w:tentative="1">
+      <w:start w:val="1"/>
+      <w:numFmt w:val="bullet"/>
+      <w:lvlText w:val=""/>
+      <w:lvlJc w:val="left"/>
+      <w:pPr>
+        <w:tabs>
+          <w:tab w:val="num" w:pos="2160"/>
+        </w:tabs>
+        <w:ind w:left="2160" w:hanging="360"/>
+      </w:pPr>
+      <w:rPr>
+        <w:rFonts w:ascii="Wingdings" w:hAnsi="Wingdings" w:hint="default"/>
+        <w:sz w:val="20"/>
+      </w:rPr>
+    </w:lvl>
+    <w:lvl w:ilvl="3" w:tentative="1">
+      <w:start w:val="1"/>
+      <w:numFmt w:val="bullet"/>
+      <w:lvlText w:val=""/>
+      <w:lvlJc w:val="left"/>
+      <w:pPr>
+        <w:tabs>
+          <w:tab w:val="num" w:pos="2880"/>
+        </w:tabs>
+        <w:ind w:left="2880" w:hanging="360"/>
+      </w:pPr>
+      <w:rPr>
+        <w:rFonts w:ascii="Wingdings" w:hAnsi="Wingdings" w:hint="default"/>
+        <w:sz w:val="20"/>
+      </w:rPr>
+    </w:lvl>
+    <w:lvl w:ilvl="4" w:tentative="1">
+      <w:start w:val="1"/>
+      <w:numFmt w:val="bullet"/>
+      <w:lvlText w:val=""/>
+      <w:lvlJc w:val="left"/>
+      <w:pPr>
+        <w:tabs>
+          <w:tab w:val="num" w:pos="3600"/>
+        </w:tabs>
+        <w:ind w:left="3600" w:hanging="360"/>
+      </w:pPr>
+      <w:rPr>
+        <w:rFonts w:ascii="Wingdings" w:hAnsi="Wingdings" w:hint="default"/>
+        <w:sz w:val="20"/>
+      </w:rPr>
+    </w:lvl>
+    <w:lvl w:ilvl="5" w:tentative="1">
+      <w:start w:val="1"/>
+      <w:numFmt w:val="bullet"/>
+      <w:lvlText w:val=""/>
+      <w:lvlJc w:val="left"/>
+      <w:pPr>
+        <w:tabs>
+          <w:tab w:val="num" w:pos="4320"/>
+        </w:tabs>
+        <w:ind w:left="4320" w:hanging="360"/>
+      </w:pPr>
+      <w:rPr>
+        <w:rFonts w:ascii="Wingdings" w:hAnsi="Wingdings" w:hint="default"/>
+        <w:sz w:val="20"/>
+      </w:rPr>
+    </w:lvl>
+    <w:lvl w:ilvl="6" w:tentative="1">
+      <w:start w:val="1"/>
+      <w:numFmt w:val="bullet"/>
+      <w:lvlText w:val=""/>
+      <w:lvlJc w:val="left"/>
+      <w:pPr>
+        <w:tabs>
+          <w:tab w:val="num" w:pos="5040"/>
+        </w:tabs>
+        <w:ind w:left="5040" w:hanging="360"/>
+      </w:pPr>
+      <w:rPr>
+        <w:rFonts w:ascii="Wingdings" w:hAnsi="Wingdings" w:hint="default"/>
+        <w:sz w:val="20"/>
+      </w:rPr>
+    </w:lvl>
+    <w:lvl w:ilvl="7" w:tentative="1">
+      <w:start w:val="1"/>
+      <w:numFmt w:val="bullet"/>
+      <w:lvlText w:val=""/>
+      <w:lvlJc w:val="left"/>
+      <w:pPr>
+        <w:tabs>
+          <w:tab w:val="num" w:pos="5760"/>
+        </w:tabs>
+        <w:ind w:left="5760" w:hanging="360"/>
+      </w:pPr>
+      <w:rPr>
+        <w:rFonts w:ascii="Wingdings" w:hAnsi="Wingdings" w:hint="default"/>
+        <w:sz w:val="20"/>
+      </w:rPr>
+    </w:lvl>
+    <w:lvl w:ilvl="8" w:tentative="1">
+      <w:start w:val="1"/>
+      <w:numFmt w:val="bullet"/>
+      <w:lvlText w:val=""/>
+      <w:lvlJc w:val="left"/>
+      <w:pPr>
+        <w:tabs>
+          <w:tab w:val="num" w:pos="6480"/>
+        </w:tabs>
+        <w:ind w:left="6480" w:hanging="360"/>
+      </w:pPr>
+      <w:rPr>
+        <w:rFonts w:ascii="Wingdings" w:hAnsi="Wingdings" w:hint="default"/>
+        <w:sz w:val="20"/>
+      </w:rPr>
+    </w:lvl>
+  </w:abstractNum>
+  <w:abstractNum w:abstractNumId="3" w15:restartNumberingAfterBreak="0">
+    <w:nsid w:val="23A11BFB"/>
+    <w:multiLevelType w:val="multilevel"/>
+    <w:tmpl w:val="4FDE8872"/>
+    <w:lvl w:ilvl="0">
+      <w:start w:val="1"/>
+      <w:numFmt w:val="bullet"/>
+      <w:lvlText w:val=""/>
+      <w:lvlJc w:val="left"/>
+      <w:pPr>
+        <w:tabs>
+          <w:tab w:val="num" w:pos="720"/>
+        </w:tabs>
+        <w:ind w:left="720" w:hanging="360"/>
+      </w:pPr>
+      <w:rPr>
+        <w:rFonts w:ascii="Symbol" w:hAnsi="Symbol" w:hint="default"/>
+        <w:sz w:val="20"/>
+      </w:rPr>
+    </w:lvl>
+    <w:lvl w:ilvl="1" w:tentative="1">
+      <w:start w:val="1"/>
+      <w:numFmt w:val="bullet"/>
+      <w:lvlText w:val="o"/>
+      <w:lvlJc w:val="left"/>
+      <w:pPr>
+        <w:tabs>
+          <w:tab w:val="num" w:pos="1440"/>
+        </w:tabs>
+        <w:ind w:left="1440" w:hanging="360"/>
+      </w:pPr>
+      <w:rPr>
+        <w:rFonts w:ascii="Courier New" w:hAnsi="Courier New" w:hint="default"/>
+        <w:sz w:val="20"/>
+      </w:rPr>
+    </w:lvl>
+    <w:lvl w:ilvl="2" w:tentative="1">
+      <w:start w:val="1"/>
+      <w:numFmt w:val="bullet"/>
+      <w:lvlText w:val=""/>
+      <w:lvlJc w:val="left"/>
+      <w:pPr>
+        <w:tabs>
+          <w:tab w:val="num" w:pos="2160"/>
+        </w:tabs>
+        <w:ind w:left="2160" w:hanging="360"/>
+      </w:pPr>
+      <w:rPr>
+        <w:rFonts w:ascii="Wingdings" w:hAnsi="Wingdings" w:hint="default"/>
+        <w:sz w:val="20"/>
+      </w:rPr>
+    </w:lvl>
+    <w:lvl w:ilvl="3" w:tentative="1">
+      <w:start w:val="1"/>
+      <w:numFmt w:val="bullet"/>
+      <w:lvlText w:val=""/>
+      <w:lvlJc w:val="left"/>
+      <w:pPr>
+        <w:tabs>
+          <w:tab w:val="num" w:pos="2880"/>
+        </w:tabs>
+        <w:ind w:left="2880" w:hanging="360"/>
+      </w:pPr>
+      <w:rPr>
+        <w:rFonts w:ascii="Wingdings" w:hAnsi="Wingdings" w:hint="default"/>
+        <w:sz w:val="20"/>
+      </w:rPr>
+    </w:lvl>
+    <w:lvl w:ilvl="4" w:tentative="1">
+      <w:start w:val="1"/>
+      <w:numFmt w:val="bullet"/>
+      <w:lvlText w:val=""/>
+      <w:lvlJc w:val="left"/>
+      <w:pPr>
+        <w:tabs>
+          <w:tab w:val="num" w:pos="3600"/>
+        </w:tabs>
+        <w:ind w:left="3600" w:hanging="360"/>
+      </w:pPr>
+      <w:rPr>
+        <w:rFonts w:ascii="Wingdings" w:hAnsi="Wingdings" w:hint="default"/>
+        <w:sz w:val="20"/>
+      </w:rPr>
+    </w:lvl>
+    <w:lvl w:ilvl="5" w:tentative="1">
+      <w:start w:val="1"/>
+      <w:numFmt w:val="bullet"/>
+      <w:lvlText w:val=""/>
+      <w:lvlJc w:val="left"/>
+      <w:pPr>
+        <w:tabs>
+          <w:tab w:val="num" w:pos="4320"/>
+        </w:tabs>
+        <w:ind w:left="4320" w:hanging="360"/>
+      </w:pPr>
+      <w:rPr>
+        <w:rFonts w:ascii="Wingdings" w:hAnsi="Wingdings" w:hint="default"/>
+        <w:sz w:val="20"/>
+      </w:rPr>
+    </w:lvl>
+    <w:lvl w:ilvl="6" w:tentative="1">
+      <w:start w:val="1"/>
+      <w:numFmt w:val="bullet"/>
+      <w:lvlText w:val=""/>
+      <w:lvlJc w:val="left"/>
+      <w:pPr>
+        <w:tabs>
+          <w:tab w:val="num" w:pos="5040"/>
+        </w:tabs>
+        <w:ind w:left="5040" w:hanging="360"/>
+      </w:pPr>
+      <w:rPr>
+        <w:rFonts w:ascii="Wingdings" w:hAnsi="Wingdings" w:hint="default"/>
+        <w:sz w:val="20"/>
+      </w:rPr>
+    </w:lvl>
+    <w:lvl w:ilvl="7" w:tentative="1">
+      <w:start w:val="1"/>
+      <w:numFmt w:val="bullet"/>
+      <w:lvlText w:val=""/>
+      <w:lvlJc w:val="left"/>
+      <w:pPr>
+        <w:tabs>
+          <w:tab w:val="num" w:pos="5760"/>
+        </w:tabs>
+        <w:ind w:left="5760" w:hanging="360"/>
+      </w:pPr>
+      <w:rPr>
+        <w:rFonts w:ascii="Wingdings" w:hAnsi="Wingdings" w:hint="default"/>
+        <w:sz w:val="20"/>
+      </w:rPr>
+    </w:lvl>
+    <w:lvl w:ilvl="8" w:tentative="1">
+      <w:start w:val="1"/>
+      <w:numFmt w:val="bullet"/>
+      <w:lvlText w:val=""/>
+      <w:lvlJc w:val="left"/>
+      <w:pPr>
+        <w:tabs>
+          <w:tab w:val="num" w:pos="6480"/>
+        </w:tabs>
+        <w:ind w:left="6480" w:hanging="360"/>
+      </w:pPr>
+      <w:rPr>
+        <w:rFonts w:ascii="Wingdings" w:hAnsi="Wingdings" w:hint="default"/>
+        <w:sz w:val="20"/>
+      </w:rPr>
+    </w:lvl>
+  </w:abstractNum>
+  <w:abstractNum w:abstractNumId="4" w15:restartNumberingAfterBreak="0">
     <w:nsid w:val="257B22AE"/>
     <w:multiLevelType w:val="hybridMultilevel"/>
     <w:tmpl w:val="71569244"/>
@@ -1325,7 +1465,7 @@
       </w:rPr>
     </w:lvl>
   </w:abstractNum>
-  <w:abstractNum w:abstractNumId="1" w15:restartNumberingAfterBreak="0">
+  <w:abstractNum w:abstractNumId="5" w15:restartNumberingAfterBreak="0">
     <w:nsid w:val="435B3B5F"/>
     <w:multiLevelType w:val="hybridMultilevel"/>
     <w:tmpl w:val="EE8ABDC0"/>
@@ -1438,7 +1578,7 @@
       </w:rPr>
     </w:lvl>
   </w:abstractNum>
-  <w:abstractNum w:abstractNumId="2" w15:restartNumberingAfterBreak="0">
+  <w:abstractNum w:abstractNumId="6" w15:restartNumberingAfterBreak="0">
     <w:nsid w:val="47C2172B"/>
     <w:multiLevelType w:val="hybridMultilevel"/>
     <w:tmpl w:val="E0DCEFFC"/>
@@ -1551,7 +1691,7 @@
       </w:rPr>
     </w:lvl>
   </w:abstractNum>
-  <w:abstractNum w:abstractNumId="3" w15:restartNumberingAfterBreak="0">
+  <w:abstractNum w:abstractNumId="7" w15:restartNumberingAfterBreak="0">
     <w:nsid w:val="5C69040D"/>
     <w:multiLevelType w:val="hybridMultilevel"/>
     <w:tmpl w:val="3F4228C2"/>
@@ -1664,7 +1804,156 @@
       </w:rPr>
     </w:lvl>
   </w:abstractNum>
-  <w:abstractNum w:abstractNumId="4" w15:restartNumberingAfterBreak="0">
+  <w:abstractNum w:abstractNumId="8" w15:restartNumberingAfterBreak="0">
+    <w:nsid w:val="60FF6996"/>
+    <w:multiLevelType w:val="multilevel"/>
+    <w:tmpl w:val="C9D8003A"/>
+    <w:lvl w:ilvl="0">
+      <w:start w:val="1"/>
+      <w:numFmt w:val="bullet"/>
+      <w:lvlText w:val=""/>
+      <w:lvlJc w:val="left"/>
+      <w:pPr>
+        <w:tabs>
+          <w:tab w:val="num" w:pos="720"/>
+        </w:tabs>
+        <w:ind w:left="720" w:hanging="360"/>
+      </w:pPr>
+      <w:rPr>
+        <w:rFonts w:ascii="Symbol" w:hAnsi="Symbol" w:hint="default"/>
+        <w:sz w:val="20"/>
+      </w:rPr>
+    </w:lvl>
+    <w:lvl w:ilvl="1" w:tentative="1">
+      <w:start w:val="1"/>
+      <w:numFmt w:val="bullet"/>
+      <w:lvlText w:val="o"/>
+      <w:lvlJc w:val="left"/>
+      <w:pPr>
+        <w:tabs>
+          <w:tab w:val="num" w:pos="1440"/>
+        </w:tabs>
+        <w:ind w:left="1440" w:hanging="360"/>
+      </w:pPr>
+      <w:rPr>
+        <w:rFonts w:ascii="Courier New" w:hAnsi="Courier New" w:hint="default"/>
+        <w:sz w:val="20"/>
+      </w:rPr>
+    </w:lvl>
+    <w:lvl w:ilvl="2" w:tentative="1">
+      <w:start w:val="1"/>
+      <w:numFmt w:val="bullet"/>
+      <w:lvlText w:val=""/>
+      <w:lvlJc w:val="left"/>
+      <w:pPr>
+        <w:tabs>
+          <w:tab w:val="num" w:pos="2160"/>
+        </w:tabs>
+        <w:ind w:left="2160" w:hanging="360"/>
+      </w:pPr>
+      <w:rPr>
+        <w:rFonts w:ascii="Wingdings" w:hAnsi="Wingdings" w:hint="default"/>
+        <w:sz w:val="20"/>
+      </w:rPr>
+    </w:lvl>
+    <w:lvl w:ilvl="3" w:tentative="1">
+      <w:start w:val="1"/>
+      <w:numFmt w:val="bullet"/>
+      <w:lvlText w:val=""/>
+      <w:lvlJc w:val="left"/>
+      <w:pPr>
+        <w:tabs>
+          <w:tab w:val="num" w:pos="2880"/>
+        </w:tabs>
+        <w:ind w:left="2880" w:hanging="360"/>
+      </w:pPr>
+      <w:rPr>
+        <w:rFonts w:ascii="Wingdings" w:hAnsi="Wingdings" w:hint="default"/>
+        <w:sz w:val="20"/>
+      </w:rPr>
+    </w:lvl>
+    <w:lvl w:ilvl="4" w:tentative="1">
+      <w:start w:val="1"/>
+      <w:numFmt w:val="bullet"/>
+      <w:lvlText w:val=""/>
+      <w:lvlJc w:val="left"/>
+      <w:pPr>
+        <w:tabs>
+          <w:tab w:val="num" w:pos="3600"/>
+        </w:tabs>
+        <w:ind w:left="3600" w:hanging="360"/>
+      </w:pPr>
+      <w:rPr>
+        <w:rFonts w:ascii="Wingdings" w:hAnsi="Wingdings" w:hint="default"/>
+        <w:sz w:val="20"/>
+      </w:rPr>
+    </w:lvl>
+    <w:lvl w:ilvl="5" w:tentative="1">
+      <w:start w:val="1"/>
+      <w:numFmt w:val="bullet"/>
+      <w:lvlText w:val=""/>
+      <w:lvlJc w:val="left"/>
+      <w:pPr>
+        <w:tabs>
+          <w:tab w:val="num" w:pos="4320"/>
+        </w:tabs>
+        <w:ind w:left="4320" w:hanging="360"/>
+      </w:pPr>
+      <w:rPr>
+        <w:rFonts w:ascii="Wingdings" w:hAnsi="Wingdings" w:hint="default"/>
+        <w:sz w:val="20"/>
+      </w:rPr>
+    </w:lvl>
+    <w:lvl w:ilvl="6" w:tentative="1">
+      <w:start w:val="1"/>
+      <w:numFmt w:val="bullet"/>
+      <w:lvlText w:val=""/>
+      <w:lvlJc w:val="left"/>
+      <w:pPr>
+        <w:tabs>
+          <w:tab w:val="num" w:pos="5040"/>
+        </w:tabs>
+        <w:ind w:left="5040" w:hanging="360"/>
+      </w:pPr>
+      <w:rPr>
+        <w:rFonts w:ascii="Wingdings" w:hAnsi="Wingdings" w:hint="default"/>
+        <w:sz w:val="20"/>
+      </w:rPr>
+    </w:lvl>
+    <w:lvl w:ilvl="7" w:tentative="1">
+      <w:start w:val="1"/>
+      <w:numFmt w:val="bullet"/>
+      <w:lvlText w:val=""/>
+      <w:lvlJc w:val="left"/>
+      <w:pPr>
+        <w:tabs>
+          <w:tab w:val="num" w:pos="5760"/>
+        </w:tabs>
+        <w:ind w:left="5760" w:hanging="360"/>
+      </w:pPr>
+      <w:rPr>
+        <w:rFonts w:ascii="Wingdings" w:hAnsi="Wingdings" w:hint="default"/>
+        <w:sz w:val="20"/>
+      </w:rPr>
+    </w:lvl>
+    <w:lvl w:ilvl="8" w:tentative="1">
+      <w:start w:val="1"/>
+      <w:numFmt w:val="bullet"/>
+      <w:lvlText w:val=""/>
+      <w:lvlJc w:val="left"/>
+      <w:pPr>
+        <w:tabs>
+          <w:tab w:val="num" w:pos="6480"/>
+        </w:tabs>
+        <w:ind w:left="6480" w:hanging="360"/>
+      </w:pPr>
+      <w:rPr>
+        <w:rFonts w:ascii="Wingdings" w:hAnsi="Wingdings" w:hint="default"/>
+        <w:sz w:val="20"/>
+      </w:rPr>
+    </w:lvl>
+  </w:abstractNum>
+  <w:abstractNum w:abstractNumId="9" w15:restartNumberingAfterBreak="0">
     <w:nsid w:val="67AC1164"/>
     <w:multiLevelType w:val="hybridMultilevel"/>
     <w:tmpl w:val="D7324A4E"/>
@@ -1777,20 +2066,795 @@
       </w:rPr>
     </w:lvl>
   </w:abstractNum>
+  <w:abstractNum w:abstractNumId="10" w15:restartNumberingAfterBreak="0">
+    <w:nsid w:val="6D1C2847"/>
+    <w:multiLevelType w:val="multilevel"/>
+    <w:tmpl w:val="BF42E02E"/>
+    <w:lvl w:ilvl="0">
+      <w:start w:val="1"/>
+      <w:numFmt w:val="bullet"/>
+      <w:lvlText w:val=""/>
+      <w:lvlJc w:val="left"/>
+      <w:pPr>
+        <w:tabs>
+          <w:tab w:val="num" w:pos="720"/>
+        </w:tabs>
+        <w:ind w:left="720" w:hanging="360"/>
+      </w:pPr>
+      <w:rPr>
+        <w:rFonts w:ascii="Symbol" w:hAnsi="Symbol" w:hint="default"/>
+        <w:sz w:val="20"/>
+      </w:rPr>
+    </w:lvl>
+    <w:lvl w:ilvl="1" w:tentative="1">
+      <w:start w:val="1"/>
+      <w:numFmt w:val="bullet"/>
+      <w:lvlText w:val="o"/>
+      <w:lvlJc w:val="left"/>
+      <w:pPr>
+        <w:tabs>
+          <w:tab w:val="num" w:pos="1440"/>
+        </w:tabs>
+        <w:ind w:left="1440" w:hanging="360"/>
+      </w:pPr>
+      <w:rPr>
+        <w:rFonts w:ascii="Courier New" w:hAnsi="Courier New" w:hint="default"/>
+        <w:sz w:val="20"/>
+      </w:rPr>
+    </w:lvl>
+    <w:lvl w:ilvl="2" w:tentative="1">
+      <w:start w:val="1"/>
+      <w:numFmt w:val="bullet"/>
+      <w:lvlText w:val=""/>
+      <w:lvlJc w:val="left"/>
+      <w:pPr>
+        <w:tabs>
+          <w:tab w:val="num" w:pos="2160"/>
+        </w:tabs>
+        <w:ind w:left="2160" w:hanging="360"/>
+      </w:pPr>
+      <w:rPr>
+        <w:rFonts w:ascii="Wingdings" w:hAnsi="Wingdings" w:hint="default"/>
+        <w:sz w:val="20"/>
+      </w:rPr>
+    </w:lvl>
+    <w:lvl w:ilvl="3" w:tentative="1">
+      <w:start w:val="1"/>
+      <w:numFmt w:val="bullet"/>
+      <w:lvlText w:val=""/>
+      <w:lvlJc w:val="left"/>
+      <w:pPr>
+        <w:tabs>
+          <w:tab w:val="num" w:pos="2880"/>
+        </w:tabs>
+        <w:ind w:left="2880" w:hanging="360"/>
+      </w:pPr>
+      <w:rPr>
+        <w:rFonts w:ascii="Wingdings" w:hAnsi="Wingdings" w:hint="default"/>
+        <w:sz w:val="20"/>
+      </w:rPr>
+    </w:lvl>
+    <w:lvl w:ilvl="4" w:tentative="1">
+      <w:start w:val="1"/>
+      <w:numFmt w:val="bullet"/>
+      <w:lvlText w:val=""/>
+      <w:lvlJc w:val="left"/>
+      <w:pPr>
+        <w:tabs>
+          <w:tab w:val="num" w:pos="3600"/>
+        </w:tabs>
+        <w:ind w:left="3600" w:hanging="360"/>
+      </w:pPr>
+      <w:rPr>
+        <w:rFonts w:ascii="Wingdings" w:hAnsi="Wingdings" w:hint="default"/>
+        <w:sz w:val="20"/>
+      </w:rPr>
+    </w:lvl>
+    <w:lvl w:ilvl="5" w:tentative="1">
+      <w:start w:val="1"/>
+      <w:numFmt w:val="bullet"/>
+      <w:lvlText w:val=""/>
+      <w:lvlJc w:val="left"/>
+      <w:pPr>
+        <w:tabs>
+          <w:tab w:val="num" w:pos="4320"/>
+        </w:tabs>
+        <w:ind w:left="4320" w:hanging="360"/>
+      </w:pPr>
+      <w:rPr>
+        <w:rFonts w:ascii="Wingdings" w:hAnsi="Wingdings" w:hint="default"/>
+        <w:sz w:val="20"/>
+      </w:rPr>
+    </w:lvl>
+    <w:lvl w:ilvl="6" w:tentative="1">
+      <w:start w:val="1"/>
+      <w:numFmt w:val="bullet"/>
+      <w:lvlText w:val=""/>
+      <w:lvlJc w:val="left"/>
+      <w:pPr>
+        <w:tabs>
+          <w:tab w:val="num" w:pos="5040"/>
+        </w:tabs>
+        <w:ind w:left="5040" w:hanging="360"/>
+      </w:pPr>
+      <w:rPr>
+        <w:rFonts w:ascii="Wingdings" w:hAnsi="Wingdings" w:hint="default"/>
+        <w:sz w:val="20"/>
+      </w:rPr>
+    </w:lvl>
+    <w:lvl w:ilvl="7" w:tentative="1">
+      <w:start w:val="1"/>
+      <w:numFmt w:val="bullet"/>
+      <w:lvlText w:val=""/>
+      <w:lvlJc w:val="left"/>
+      <w:pPr>
+        <w:tabs>
+          <w:tab w:val="num" w:pos="5760"/>
+        </w:tabs>
+        <w:ind w:left="5760" w:hanging="360"/>
+      </w:pPr>
+      <w:rPr>
+        <w:rFonts w:ascii="Wingdings" w:hAnsi="Wingdings" w:hint="default"/>
+        <w:sz w:val="20"/>
+      </w:rPr>
+    </w:lvl>
+    <w:lvl w:ilvl="8" w:tentative="1">
+      <w:start w:val="1"/>
+      <w:numFmt w:val="bullet"/>
+      <w:lvlText w:val=""/>
+      <w:lvlJc w:val="left"/>
+      <w:pPr>
+        <w:tabs>
+          <w:tab w:val="num" w:pos="6480"/>
+        </w:tabs>
+        <w:ind w:left="6480" w:hanging="360"/>
+      </w:pPr>
+      <w:rPr>
+        <w:rFonts w:ascii="Wingdings" w:hAnsi="Wingdings" w:hint="default"/>
+        <w:sz w:val="20"/>
+      </w:rPr>
+    </w:lvl>
+  </w:abstractNum>
+  <w:abstractNum w:abstractNumId="11" w15:restartNumberingAfterBreak="0">
+    <w:nsid w:val="727C4AB4"/>
+    <w:multiLevelType w:val="multilevel"/>
+    <w:tmpl w:val="62002032"/>
+    <w:lvl w:ilvl="0">
+      <w:start w:val="1"/>
+      <w:numFmt w:val="bullet"/>
+      <w:lvlText w:val=""/>
+      <w:lvlJc w:val="left"/>
+      <w:pPr>
+        <w:tabs>
+          <w:tab w:val="num" w:pos="720"/>
+        </w:tabs>
+        <w:ind w:left="720" w:hanging="360"/>
+      </w:pPr>
+      <w:rPr>
+        <w:rFonts w:ascii="Symbol" w:hAnsi="Symbol" w:hint="default"/>
+        <w:sz w:val="20"/>
+      </w:rPr>
+    </w:lvl>
+    <w:lvl w:ilvl="1" w:tentative="1">
+      <w:start w:val="1"/>
+      <w:numFmt w:val="bullet"/>
+      <w:lvlText w:val="o"/>
+      <w:lvlJc w:val="left"/>
+      <w:pPr>
+        <w:tabs>
+          <w:tab w:val="num" w:pos="1440"/>
+        </w:tabs>
+        <w:ind w:left="1440" w:hanging="360"/>
+      </w:pPr>
+      <w:rPr>
+        <w:rFonts w:ascii="Courier New" w:hAnsi="Courier New" w:hint="default"/>
+        <w:sz w:val="20"/>
+      </w:rPr>
+    </w:lvl>
+    <w:lvl w:ilvl="2" w:tentative="1">
+      <w:start w:val="1"/>
+      <w:numFmt w:val="bullet"/>
+      <w:lvlText w:val=""/>
+      <w:lvlJc w:val="left"/>
+      <w:pPr>
+        <w:tabs>
+          <w:tab w:val="num" w:pos="2160"/>
+        </w:tabs>
+        <w:ind w:left="2160" w:hanging="360"/>
+      </w:pPr>
+      <w:rPr>
+        <w:rFonts w:ascii="Wingdings" w:hAnsi="Wingdings" w:hint="default"/>
+        <w:sz w:val="20"/>
+      </w:rPr>
+    </w:lvl>
+    <w:lvl w:ilvl="3" w:tentative="1">
+      <w:start w:val="1"/>
+      <w:numFmt w:val="bullet"/>
+      <w:lvlText w:val=""/>
+      <w:lvlJc w:val="left"/>
+      <w:pPr>
+        <w:tabs>
+          <w:tab w:val="num" w:pos="2880"/>
+        </w:tabs>
+        <w:ind w:left="2880" w:hanging="360"/>
+      </w:pPr>
+      <w:rPr>
+        <w:rFonts w:ascii="Wingdings" w:hAnsi="Wingdings" w:hint="default"/>
+        <w:sz w:val="20"/>
+      </w:rPr>
+    </w:lvl>
+    <w:lvl w:ilvl="4" w:tentative="1">
+      <w:start w:val="1"/>
+      <w:numFmt w:val="bullet"/>
+      <w:lvlText w:val=""/>
+      <w:lvlJc w:val="left"/>
+      <w:pPr>
+        <w:tabs>
+          <w:tab w:val="num" w:pos="3600"/>
+        </w:tabs>
+        <w:ind w:left="3600" w:hanging="360"/>
+      </w:pPr>
+      <w:rPr>
+        <w:rFonts w:ascii="Wingdings" w:hAnsi="Wingdings" w:hint="default"/>
+        <w:sz w:val="20"/>
+      </w:rPr>
+    </w:lvl>
+    <w:lvl w:ilvl="5" w:tentative="1">
+      <w:start w:val="1"/>
+      <w:numFmt w:val="bullet"/>
+      <w:lvlText w:val=""/>
+      <w:lvlJc w:val="left"/>
+      <w:pPr>
+        <w:tabs>
+          <w:tab w:val="num" w:pos="4320"/>
+        </w:tabs>
+        <w:ind w:left="4320" w:hanging="360"/>
+      </w:pPr>
+      <w:rPr>
+        <w:rFonts w:ascii="Wingdings" w:hAnsi="Wingdings" w:hint="default"/>
+        <w:sz w:val="20"/>
+      </w:rPr>
+    </w:lvl>
+    <w:lvl w:ilvl="6" w:tentative="1">
+      <w:start w:val="1"/>
+      <w:numFmt w:val="bullet"/>
+      <w:lvlText w:val=""/>
+      <w:lvlJc w:val="left"/>
+      <w:pPr>
+        <w:tabs>
+          <w:tab w:val="num" w:pos="5040"/>
+        </w:tabs>
+        <w:ind w:left="5040" w:hanging="360"/>
+      </w:pPr>
+      <w:rPr>
+        <w:rFonts w:ascii="Wingdings" w:hAnsi="Wingdings" w:hint="default"/>
+        <w:sz w:val="20"/>
+      </w:rPr>
+    </w:lvl>
+    <w:lvl w:ilvl="7" w:tentative="1">
+      <w:start w:val="1"/>
+      <w:numFmt w:val="bullet"/>
+      <w:lvlText w:val=""/>
+      <w:lvlJc w:val="left"/>
+      <w:pPr>
+        <w:tabs>
+          <w:tab w:val="num" w:pos="5760"/>
+        </w:tabs>
+        <w:ind w:left="5760" w:hanging="360"/>
+      </w:pPr>
+      <w:rPr>
+        <w:rFonts w:ascii="Wingdings" w:hAnsi="Wingdings" w:hint="default"/>
+        <w:sz w:val="20"/>
+      </w:rPr>
+    </w:lvl>
+    <w:lvl w:ilvl="8" w:tentative="1">
+      <w:start w:val="1"/>
+      <w:numFmt w:val="bullet"/>
+      <w:lvlText w:val=""/>
+      <w:lvlJc w:val="left"/>
+      <w:pPr>
+        <w:tabs>
+          <w:tab w:val="num" w:pos="6480"/>
+        </w:tabs>
+        <w:ind w:left="6480" w:hanging="360"/>
+      </w:pPr>
+      <w:rPr>
+        <w:rFonts w:ascii="Wingdings" w:hAnsi="Wingdings" w:hint="default"/>
+        <w:sz w:val="20"/>
+      </w:rPr>
+    </w:lvl>
+  </w:abstractNum>
+  <w:abstractNum w:abstractNumId="12" w15:restartNumberingAfterBreak="0">
+    <w:nsid w:val="7330362D"/>
+    <w:multiLevelType w:val="multilevel"/>
+    <w:tmpl w:val="2C7E57E8"/>
+    <w:lvl w:ilvl="0">
+      <w:start w:val="1"/>
+      <w:numFmt w:val="bullet"/>
+      <w:lvlText w:val=""/>
+      <w:lvlJc w:val="left"/>
+      <w:pPr>
+        <w:tabs>
+          <w:tab w:val="num" w:pos="720"/>
+        </w:tabs>
+        <w:ind w:left="720" w:hanging="360"/>
+      </w:pPr>
+      <w:rPr>
+        <w:rFonts w:ascii="Symbol" w:hAnsi="Symbol" w:hint="default"/>
+        <w:sz w:val="20"/>
+      </w:rPr>
+    </w:lvl>
+    <w:lvl w:ilvl="1" w:tentative="1">
+      <w:start w:val="1"/>
+      <w:numFmt w:val="bullet"/>
+      <w:lvlText w:val="o"/>
+      <w:lvlJc w:val="left"/>
+      <w:pPr>
+        <w:tabs>
+          <w:tab w:val="num" w:pos="1440"/>
+        </w:tabs>
+        <w:ind w:left="1440" w:hanging="360"/>
+      </w:pPr>
+      <w:rPr>
+        <w:rFonts w:ascii="Courier New" w:hAnsi="Courier New" w:hint="default"/>
+        <w:sz w:val="20"/>
+      </w:rPr>
+    </w:lvl>
+    <w:lvl w:ilvl="2" w:tentative="1">
+      <w:start w:val="1"/>
+      <w:numFmt w:val="bullet"/>
+      <w:lvlText w:val=""/>
+      <w:lvlJc w:val="left"/>
+      <w:pPr>
+        <w:tabs>
+          <w:tab w:val="num" w:pos="2160"/>
+        </w:tabs>
+        <w:ind w:left="2160" w:hanging="360"/>
+      </w:pPr>
+      <w:rPr>
+        <w:rFonts w:ascii="Wingdings" w:hAnsi="Wingdings" w:hint="default"/>
+        <w:sz w:val="20"/>
+      </w:rPr>
+    </w:lvl>
+    <w:lvl w:ilvl="3" w:tentative="1">
+      <w:start w:val="1"/>
+      <w:numFmt w:val="bullet"/>
+      <w:lvlText w:val=""/>
+      <w:lvlJc w:val="left"/>
+      <w:pPr>
+        <w:tabs>
+          <w:tab w:val="num" w:pos="2880"/>
+        </w:tabs>
+        <w:ind w:left="2880" w:hanging="360"/>
+      </w:pPr>
+      <w:rPr>
+        <w:rFonts w:ascii="Wingdings" w:hAnsi="Wingdings" w:hint="default"/>
+        <w:sz w:val="20"/>
+      </w:rPr>
+    </w:lvl>
+    <w:lvl w:ilvl="4" w:tentative="1">
+      <w:start w:val="1"/>
+      <w:numFmt w:val="bullet"/>
+      <w:lvlText w:val=""/>
+      <w:lvlJc w:val="left"/>
+      <w:pPr>
+        <w:tabs>
+          <w:tab w:val="num" w:pos="3600"/>
+        </w:tabs>
+        <w:ind w:left="3600" w:hanging="360"/>
+      </w:pPr>
+      <w:rPr>
+        <w:rFonts w:ascii="Wingdings" w:hAnsi="Wingdings" w:hint="default"/>
+        <w:sz w:val="20"/>
+      </w:rPr>
+    </w:lvl>
+    <w:lvl w:ilvl="5" w:tentative="1">
+      <w:start w:val="1"/>
+      <w:numFmt w:val="bullet"/>
+      <w:lvlText w:val=""/>
+      <w:lvlJc w:val="left"/>
+      <w:pPr>
+        <w:tabs>
+          <w:tab w:val="num" w:pos="4320"/>
+        </w:tabs>
+        <w:ind w:left="4320" w:hanging="360"/>
+      </w:pPr>
+      <w:rPr>
+        <w:rFonts w:ascii="Wingdings" w:hAnsi="Wingdings" w:hint="default"/>
+        <w:sz w:val="20"/>
+      </w:rPr>
+    </w:lvl>
+    <w:lvl w:ilvl="6" w:tentative="1">
+      <w:start w:val="1"/>
+      <w:numFmt w:val="bullet"/>
+      <w:lvlText w:val=""/>
+      <w:lvlJc w:val="left"/>
+      <w:pPr>
+        <w:tabs>
+          <w:tab w:val="num" w:pos="5040"/>
+        </w:tabs>
+        <w:ind w:left="5040" w:hanging="360"/>
+      </w:pPr>
+      <w:rPr>
+        <w:rFonts w:ascii="Wingdings" w:hAnsi="Wingdings" w:hint="default"/>
+        <w:sz w:val="20"/>
+      </w:rPr>
+    </w:lvl>
+    <w:lvl w:ilvl="7" w:tentative="1">
+      <w:start w:val="1"/>
+      <w:numFmt w:val="bullet"/>
+      <w:lvlText w:val=""/>
+      <w:lvlJc w:val="left"/>
+      <w:pPr>
+        <w:tabs>
+          <w:tab w:val="num" w:pos="5760"/>
+        </w:tabs>
+        <w:ind w:left="5760" w:hanging="360"/>
+      </w:pPr>
+      <w:rPr>
+        <w:rFonts w:ascii="Wingdings" w:hAnsi="Wingdings" w:hint="default"/>
+        <w:sz w:val="20"/>
+      </w:rPr>
+    </w:lvl>
+    <w:lvl w:ilvl="8" w:tentative="1">
+      <w:start w:val="1"/>
+      <w:numFmt w:val="bullet"/>
+      <w:lvlText w:val=""/>
+      <w:lvlJc w:val="left"/>
+      <w:pPr>
+        <w:tabs>
+          <w:tab w:val="num" w:pos="6480"/>
+        </w:tabs>
+        <w:ind w:left="6480" w:hanging="360"/>
+      </w:pPr>
+      <w:rPr>
+        <w:rFonts w:ascii="Wingdings" w:hAnsi="Wingdings" w:hint="default"/>
+        <w:sz w:val="20"/>
+      </w:rPr>
+    </w:lvl>
+  </w:abstractNum>
+  <w:abstractNum w:abstractNumId="13" w15:restartNumberingAfterBreak="0">
+    <w:nsid w:val="74C31E1F"/>
+    <w:multiLevelType w:val="multilevel"/>
+    <w:tmpl w:val="9E34C3F4"/>
+    <w:lvl w:ilvl="0">
+      <w:start w:val="1"/>
+      <w:numFmt w:val="bullet"/>
+      <w:lvlText w:val=""/>
+      <w:lvlJc w:val="left"/>
+      <w:pPr>
+        <w:tabs>
+          <w:tab w:val="num" w:pos="720"/>
+        </w:tabs>
+        <w:ind w:left="720" w:hanging="360"/>
+      </w:pPr>
+      <w:rPr>
+        <w:rFonts w:ascii="Symbol" w:hAnsi="Symbol" w:hint="default"/>
+        <w:sz w:val="20"/>
+      </w:rPr>
+    </w:lvl>
+    <w:lvl w:ilvl="1" w:tentative="1">
+      <w:start w:val="1"/>
+      <w:numFmt w:val="bullet"/>
+      <w:lvlText w:val="o"/>
+      <w:lvlJc w:val="left"/>
+      <w:pPr>
+        <w:tabs>
+          <w:tab w:val="num" w:pos="1440"/>
+        </w:tabs>
+        <w:ind w:left="1440" w:hanging="360"/>
+      </w:pPr>
+      <w:rPr>
+        <w:rFonts w:ascii="Courier New" w:hAnsi="Courier New" w:hint="default"/>
+        <w:sz w:val="20"/>
+      </w:rPr>
+    </w:lvl>
+    <w:lvl w:ilvl="2" w:tentative="1">
+      <w:start w:val="1"/>
+      <w:numFmt w:val="bullet"/>
+      <w:lvlText w:val=""/>
+      <w:lvlJc w:val="left"/>
+      <w:pPr>
+        <w:tabs>
+          <w:tab w:val="num" w:pos="2160"/>
+        </w:tabs>
+        <w:ind w:left="2160" w:hanging="360"/>
+      </w:pPr>
+      <w:rPr>
+        <w:rFonts w:ascii="Wingdings" w:hAnsi="Wingdings" w:hint="default"/>
+        <w:sz w:val="20"/>
+      </w:rPr>
+    </w:lvl>
+    <w:lvl w:ilvl="3" w:tentative="1">
+      <w:start w:val="1"/>
+      <w:numFmt w:val="bullet"/>
+      <w:lvlText w:val=""/>
+      <w:lvlJc w:val="left"/>
+      <w:pPr>
+        <w:tabs>
+          <w:tab w:val="num" w:pos="2880"/>
+        </w:tabs>
+        <w:ind w:left="2880" w:hanging="360"/>
+      </w:pPr>
+      <w:rPr>
+        <w:rFonts w:ascii="Wingdings" w:hAnsi="Wingdings" w:hint="default"/>
+        <w:sz w:val="20"/>
+      </w:rPr>
+    </w:lvl>
+    <w:lvl w:ilvl="4" w:tentative="1">
+      <w:start w:val="1"/>
+      <w:numFmt w:val="bullet"/>
+      <w:lvlText w:val=""/>
+      <w:lvlJc w:val="left"/>
+      <w:pPr>
+        <w:tabs>
+          <w:tab w:val="num" w:pos="3600"/>
+        </w:tabs>
+        <w:ind w:left="3600" w:hanging="360"/>
+      </w:pPr>
+      <w:rPr>
+        <w:rFonts w:ascii="Wingdings" w:hAnsi="Wingdings" w:hint="default"/>
+        <w:sz w:val="20"/>
+      </w:rPr>
+    </w:lvl>
+    <w:lvl w:ilvl="5" w:tentative="1">
+      <w:start w:val="1"/>
+      <w:numFmt w:val="bullet"/>
+      <w:lvlText w:val=""/>
+      <w:lvlJc w:val="left"/>
+      <w:pPr>
+        <w:tabs>
+          <w:tab w:val="num" w:pos="4320"/>
+        </w:tabs>
+        <w:ind w:left="4320" w:hanging="360"/>
+      </w:pPr>
+      <w:rPr>
+        <w:rFonts w:ascii="Wingdings" w:hAnsi="Wingdings" w:hint="default"/>
+        <w:sz w:val="20"/>
+      </w:rPr>
+    </w:lvl>
+    <w:lvl w:ilvl="6" w:tentative="1">
+      <w:start w:val="1"/>
+      <w:numFmt w:val="bullet"/>
+      <w:lvlText w:val=""/>
+      <w:lvlJc w:val="left"/>
+      <w:pPr>
+        <w:tabs>
+          <w:tab w:val="num" w:pos="5040"/>
+        </w:tabs>
+        <w:ind w:left="5040" w:hanging="360"/>
+      </w:pPr>
+      <w:rPr>
+        <w:rFonts w:ascii="Wingdings" w:hAnsi="Wingdings" w:hint="default"/>
+        <w:sz w:val="20"/>
+      </w:rPr>
+    </w:lvl>
+    <w:lvl w:ilvl="7" w:tentative="1">
+      <w:start w:val="1"/>
+      <w:numFmt w:val="bullet"/>
+      <w:lvlText w:val=""/>
+      <w:lvlJc w:val="left"/>
+      <w:pPr>
+        <w:tabs>
+          <w:tab w:val="num" w:pos="5760"/>
+        </w:tabs>
+        <w:ind w:left="5760" w:hanging="360"/>
+      </w:pPr>
+      <w:rPr>
+        <w:rFonts w:ascii="Wingdings" w:hAnsi="Wingdings" w:hint="default"/>
+        <w:sz w:val="20"/>
+      </w:rPr>
+    </w:lvl>
+    <w:lvl w:ilvl="8" w:tentative="1">
+      <w:start w:val="1"/>
+      <w:numFmt w:val="bullet"/>
+      <w:lvlText w:val=""/>
+      <w:lvlJc w:val="left"/>
+      <w:pPr>
+        <w:tabs>
+          <w:tab w:val="num" w:pos="6480"/>
+        </w:tabs>
+        <w:ind w:left="6480" w:hanging="360"/>
+      </w:pPr>
+      <w:rPr>
+        <w:rFonts w:ascii="Wingdings" w:hAnsi="Wingdings" w:hint="default"/>
+        <w:sz w:val="20"/>
+      </w:rPr>
+    </w:lvl>
+  </w:abstractNum>
+  <w:abstractNum w:abstractNumId="14" w15:restartNumberingAfterBreak="0">
+    <w:nsid w:val="7D8C2C9E"/>
+    <w:multiLevelType w:val="multilevel"/>
+    <w:tmpl w:val="B1AC9C06"/>
+    <w:lvl w:ilvl="0">
+      <w:start w:val="1"/>
+      <w:numFmt w:val="bullet"/>
+      <w:lvlText w:val=""/>
+      <w:lvlJc w:val="left"/>
+      <w:pPr>
+        <w:tabs>
+          <w:tab w:val="num" w:pos="720"/>
+        </w:tabs>
+        <w:ind w:left="720" w:hanging="360"/>
+      </w:pPr>
+      <w:rPr>
+        <w:rFonts w:ascii="Symbol" w:hAnsi="Symbol" w:hint="default"/>
+        <w:sz w:val="20"/>
+      </w:rPr>
+    </w:lvl>
+    <w:lvl w:ilvl="1" w:tentative="1">
+      <w:start w:val="1"/>
+      <w:numFmt w:val="bullet"/>
+      <w:lvlText w:val="o"/>
+      <w:lvlJc w:val="left"/>
+      <w:pPr>
+        <w:tabs>
+          <w:tab w:val="num" w:pos="1440"/>
+        </w:tabs>
+        <w:ind w:left="1440" w:hanging="360"/>
+      </w:pPr>
+      <w:rPr>
+        <w:rFonts w:ascii="Courier New" w:hAnsi="Courier New" w:hint="default"/>
+        <w:sz w:val="20"/>
+      </w:rPr>
+    </w:lvl>
+    <w:lvl w:ilvl="2" w:tentative="1">
+      <w:start w:val="1"/>
+      <w:numFmt w:val="bullet"/>
+      <w:lvlText w:val=""/>
+      <w:lvlJc w:val="left"/>
+      <w:pPr>
+        <w:tabs>
+          <w:tab w:val="num" w:pos="2160"/>
+        </w:tabs>
+        <w:ind w:left="2160" w:hanging="360"/>
+      </w:pPr>
+      <w:rPr>
+        <w:rFonts w:ascii="Wingdings" w:hAnsi="Wingdings" w:hint="default"/>
+        <w:sz w:val="20"/>
+      </w:rPr>
+    </w:lvl>
+    <w:lvl w:ilvl="3" w:tentative="1">
+      <w:start w:val="1"/>
+      <w:numFmt w:val="bullet"/>
+      <w:lvlText w:val=""/>
+      <w:lvlJc w:val="left"/>
+      <w:pPr>
+        <w:tabs>
+          <w:tab w:val="num" w:pos="2880"/>
+        </w:tabs>
+        <w:ind w:left="2880" w:hanging="360"/>
+      </w:pPr>
+      <w:rPr>
+        <w:rFonts w:ascii="Wingdings" w:hAnsi="Wingdings" w:hint="default"/>
+        <w:sz w:val="20"/>
+      </w:rPr>
+    </w:lvl>
+    <w:lvl w:ilvl="4" w:tentative="1">
+      <w:start w:val="1"/>
+      <w:numFmt w:val="bullet"/>
+      <w:lvlText w:val=""/>
+      <w:lvlJc w:val="left"/>
+      <w:pPr>
+        <w:tabs>
+          <w:tab w:val="num" w:pos="3600"/>
+        </w:tabs>
+        <w:ind w:left="3600" w:hanging="360"/>
+      </w:pPr>
+      <w:rPr>
+        <w:rFonts w:ascii="Wingdings" w:hAnsi="Wingdings" w:hint="default"/>
+        <w:sz w:val="20"/>
+      </w:rPr>
+    </w:lvl>
+    <w:lvl w:ilvl="5" w:tentative="1">
+      <w:start w:val="1"/>
+      <w:numFmt w:val="bullet"/>
+      <w:lvlText w:val=""/>
+      <w:lvlJc w:val="left"/>
+      <w:pPr>
+        <w:tabs>
+          <w:tab w:val="num" w:pos="4320"/>
+        </w:tabs>
+        <w:ind w:left="4320" w:hanging="360"/>
+      </w:pPr>
+      <w:rPr>
+        <w:rFonts w:ascii="Wingdings" w:hAnsi="Wingdings" w:hint="default"/>
+        <w:sz w:val="20"/>
+      </w:rPr>
+    </w:lvl>
+    <w:lvl w:ilvl="6" w:tentative="1">
+      <w:start w:val="1"/>
+      <w:numFmt w:val="bullet"/>
+      <w:lvlText w:val=""/>
+      <w:lvlJc w:val="left"/>
+      <w:pPr>
+        <w:tabs>
+          <w:tab w:val="num" w:pos="5040"/>
+        </w:tabs>
+        <w:ind w:left="5040" w:hanging="360"/>
+      </w:pPr>
+      <w:rPr>
+        <w:rFonts w:ascii="Wingdings" w:hAnsi="Wingdings" w:hint="default"/>
+        <w:sz w:val="20"/>
+      </w:rPr>
+    </w:lvl>
+    <w:lvl w:ilvl="7" w:tentative="1">
+      <w:start w:val="1"/>
+      <w:numFmt w:val="bullet"/>
+      <w:lvlText w:val=""/>
+      <w:lvlJc w:val="left"/>
+      <w:pPr>
+        <w:tabs>
+          <w:tab w:val="num" w:pos="5760"/>
+        </w:tabs>
+        <w:ind w:left="5760" w:hanging="360"/>
+      </w:pPr>
+      <w:rPr>
+        <w:rFonts w:ascii="Wingdings" w:hAnsi="Wingdings" w:hint="default"/>
+        <w:sz w:val="20"/>
+      </w:rPr>
+    </w:lvl>
+    <w:lvl w:ilvl="8" w:tentative="1">
+      <w:start w:val="1"/>
+      <w:numFmt w:val="bullet"/>
+      <w:lvlText w:val=""/>
+      <w:lvlJc w:val="left"/>
+      <w:pPr>
+        <w:tabs>
+          <w:tab w:val="num" w:pos="6480"/>
+        </w:tabs>
+        <w:ind w:left="6480" w:hanging="360"/>
+      </w:pPr>
+      <w:rPr>
+        <w:rFonts w:ascii="Wingdings" w:hAnsi="Wingdings" w:hint="default"/>
+        <w:sz w:val="20"/>
+      </w:rPr>
+    </w:lvl>
+  </w:abstractNum>
   <w:num w:numId="1">
+    <w:abstractNumId w:val="6"/>
+  </w:num>
+  <w:num w:numId="2">
+    <w:abstractNumId w:val="5"/>
+  </w:num>
+  <w:num w:numId="3">
+    <w:abstractNumId w:val="9"/>
+  </w:num>
+  <w:num w:numId="4">
+    <w:abstractNumId w:val="4"/>
+  </w:num>
+  <w:num w:numId="5">
+    <w:abstractNumId w:val="7"/>
+  </w:num>
+  <w:num w:numId="6">
+    <w:abstractNumId w:val="3"/>
+  </w:num>
+  <w:num w:numId="7">
+    <w:abstractNumId w:val="1"/>
+  </w:num>
+  <w:num w:numId="8">
+    <w:abstractNumId w:val="0"/>
+  </w:num>
+  <w:num w:numId="9">
+    <w:abstractNumId w:val="14"/>
+  </w:num>
+  <w:num w:numId="10">
     <w:abstractNumId w:val="2"/>
   </w:num>
-  <w:num w:numId="2">
-    <w:abstractNumId w:val="1"/>
+  <w:num w:numId="11">
+    <w:abstractNumId w:val="8"/>
   </w:num>
-  <w:num w:numId="3">
-    <w:abstractNumId w:val="4"/>
+  <w:num w:numId="12">
+    <w:abstractNumId w:val="12"/>
   </w:num>
-  <w:num w:numId="4">
-    <w:abstractNumId w:val="0"/>
+  <w:num w:numId="13">
+    <w:abstractNumId w:val="10"/>
   </w:num>
-  <w:num w:numId="5">
-    <w:abstractNumId w:val="3"/>
+  <w:num w:numId="14">
+    <w:abstractNumId w:val="13"/>
+  </w:num>
+  <w:num w:numId="15">
+    <w:abstractNumId w:val="11"/>
   </w:num>
 </w:numbering>
 </file>
@@ -2196,6 +3260,69 @@
     <w:name w:val="Normal"/>
     <w:qFormat/>
   </w:style>
+  <w:style w:type="paragraph" w:styleId="Heading1">
+    <w:name w:val="heading 1"/>
+    <w:basedOn w:val="Normal"/>
+    <w:next w:val="Normal"/>
+    <w:link w:val="Heading1Char"/>
+    <w:uiPriority w:val="9"/>
+    <w:qFormat/>
+    <w:rsid w:val="00D43E7A"/>
+    <w:pPr>
+      <w:keepNext/>
+      <w:keepLines/>
+      <w:spacing w:before="240" w:after="0"/>
+      <w:outlineLvl w:val="0"/>
+    </w:pPr>
+    <w:rPr>
+      <w:rFonts w:asciiTheme="majorHAnsi" w:eastAsiaTheme="majorEastAsia" w:hAnsiTheme="majorHAnsi" w:cstheme="majorBidi"/>
+      <w:color w:val="2F5496" w:themeColor="accent1" w:themeShade="BF"/>
+      <w:sz w:val="32"/>
+      <w:szCs w:val="32"/>
+    </w:rPr>
+  </w:style>
+  <w:style w:type="paragraph" w:styleId="Heading2">
+    <w:name w:val="heading 2"/>
+    <w:basedOn w:val="Normal"/>
+    <w:link w:val="Heading2Char"/>
+    <w:uiPriority w:val="9"/>
+    <w:qFormat/>
+    <w:rsid w:val="003A4904"/>
+    <w:pPr>
+      <w:spacing w:before="100" w:beforeAutospacing="1" w:after="100" w:afterAutospacing="1" w:line="240" w:lineRule="auto"/>
+      <w:outlineLvl w:val="1"/>
+    </w:pPr>
+    <w:rPr>
+      <w:rFonts w:ascii="Times New Roman" w:eastAsia="Times New Roman" w:hAnsi="Times New Roman" w:cs="Times New Roman"/>
+      <w:b/>
+      <w:bCs/>
+      <w:kern w:val="0"/>
+      <w:sz w:val="36"/>
+      <w:szCs w:val="36"/>
+      <w14:ligatures w14:val="none"/>
+    </w:rPr>
+  </w:style>
+  <w:style w:type="paragraph" w:styleId="Heading3">
+    <w:name w:val="heading 3"/>
+    <w:basedOn w:val="Normal"/>
+    <w:next w:val="Normal"/>
+    <w:link w:val="Heading3Char"/>
+    <w:uiPriority w:val="9"/>
+    <w:semiHidden/>
+    <w:unhideWhenUsed/>
+    <w:qFormat/>
+    <w:rsid w:val="00D43E7A"/>
+    <w:pPr>
+      <w:keepNext/>
+      <w:keepLines/>
+      <w:spacing w:before="40" w:after="0"/>
+      <w:outlineLvl w:val="2"/>
+    </w:pPr>
+    <w:rPr>
+      <w:rFonts w:asciiTheme="majorHAnsi" w:eastAsiaTheme="majorEastAsia" w:hAnsiTheme="majorHAnsi" w:cstheme="majorBidi"/>
+      <w:color w:val="1F3763" w:themeColor="accent1" w:themeShade="7F"/>
+    </w:rPr>
+  </w:style>
   <w:style w:type="character" w:default="1" w:styleId="DefaultParagraphFont">
     <w:name w:val="Default Paragraph Font"/>
     <w:uiPriority w:val="1"/>
@@ -2278,6 +3405,74 @@
     <w:rPr>
       <w:color w:val="954F72" w:themeColor="followedHyperlink"/>
       <w:u w:val="single"/>
+    </w:rPr>
+  </w:style>
+  <w:style w:type="character" w:customStyle="1" w:styleId="Heading2Char">
+    <w:name w:val="Heading 2 Char"/>
+    <w:basedOn w:val="DefaultParagraphFont"/>
+    <w:link w:val="Heading2"/>
+    <w:uiPriority w:val="9"/>
+    <w:rsid w:val="003A4904"/>
+    <w:rPr>
+      <w:rFonts w:ascii="Times New Roman" w:eastAsia="Times New Roman" w:hAnsi="Times New Roman" w:cs="Times New Roman"/>
+      <w:b/>
+      <w:bCs/>
+      <w:kern w:val="0"/>
+      <w:sz w:val="36"/>
+      <w:szCs w:val="36"/>
+      <w14:ligatures w14:val="none"/>
+    </w:rPr>
+  </w:style>
+  <w:style w:type="paragraph" w:styleId="NormalWeb">
+    <w:name w:val="Normal (Web)"/>
+    <w:basedOn w:val="Normal"/>
+    <w:uiPriority w:val="99"/>
+    <w:semiHidden/>
+    <w:unhideWhenUsed/>
+    <w:rsid w:val="003A4904"/>
+    <w:pPr>
+      <w:spacing w:before="100" w:beforeAutospacing="1" w:after="100" w:afterAutospacing="1" w:line="240" w:lineRule="auto"/>
+    </w:pPr>
+    <w:rPr>
+      <w:rFonts w:ascii="Times New Roman" w:eastAsia="Times New Roman" w:hAnsi="Times New Roman" w:cs="Times New Roman"/>
+      <w:kern w:val="0"/>
+      <w14:ligatures w14:val="none"/>
+    </w:rPr>
+  </w:style>
+  <w:style w:type="character" w:customStyle="1" w:styleId="Heading1Char">
+    <w:name w:val="Heading 1 Char"/>
+    <w:basedOn w:val="DefaultParagraphFont"/>
+    <w:link w:val="Heading1"/>
+    <w:uiPriority w:val="9"/>
+    <w:rsid w:val="00D43E7A"/>
+    <w:rPr>
+      <w:rFonts w:asciiTheme="majorHAnsi" w:eastAsiaTheme="majorEastAsia" w:hAnsiTheme="majorHAnsi" w:cstheme="majorBidi"/>
+      <w:color w:val="2F5496" w:themeColor="accent1" w:themeShade="BF"/>
+      <w:sz w:val="32"/>
+      <w:szCs w:val="32"/>
+    </w:rPr>
+  </w:style>
+  <w:style w:type="character" w:customStyle="1" w:styleId="Heading3Char">
+    <w:name w:val="Heading 3 Char"/>
+    <w:basedOn w:val="DefaultParagraphFont"/>
+    <w:link w:val="Heading3"/>
+    <w:uiPriority w:val="9"/>
+    <w:semiHidden/>
+    <w:rsid w:val="00D43E7A"/>
+    <w:rPr>
+      <w:rFonts w:asciiTheme="majorHAnsi" w:eastAsiaTheme="majorEastAsia" w:hAnsiTheme="majorHAnsi" w:cstheme="majorBidi"/>
+      <w:color w:val="1F3763" w:themeColor="accent1" w:themeShade="7F"/>
+    </w:rPr>
+  </w:style>
+  <w:style w:type="character" w:styleId="Emphasis">
+    <w:name w:val="Emphasis"/>
+    <w:basedOn w:val="DefaultParagraphFont"/>
+    <w:uiPriority w:val="20"/>
+    <w:qFormat/>
+    <w:rsid w:val="00FD3DC2"/>
+    <w:rPr>
+      <w:i/>
+      <w:iCs/>
     </w:rPr>
   </w:style>
 </w:styles>
